--- a/Docs/New Design Section.docx
+++ b/Docs/New Design Section.docx
@@ -168,17 +168,21 @@
       </w:r>
       <w:bookmarkEnd w:id="10"/>
       <w:bookmarkEnd w:id="11"/>
+      <w:bookmarkEnd w:id="12"/>
       <w:commentRangeEnd w:id="13"/>
       <w:r>
         <w:rPr>
           <w:rStyle w:val="CommentReference"/>
-          <w:rFonts w:asciiTheme="minorHAnsi" w:eastAsiaTheme="minorHAnsi" w:hAnsiTheme="minorHAnsi" w:cstheme="minorBidi"/>
-          <w:b w:val="0"/>
-          <w:color w:val="auto"/>
+          <w:sz w:val="32"/>
+          <w:szCs w:val="26"/>
         </w:rPr>
         <w:commentReference w:id="13"/>
       </w:r>
-      <w:bookmarkEnd w:id="12"/>
+    </w:p>
+    <w:p>
+      <w:r>
+        <w:t xml:space="preserve">In this chapter I will be focusing on design process of my application explaining and justifying how I decomposed, made my application and designed the user interface for this application. </w:t>
+      </w:r>
     </w:p>
     <w:p/>
     <w:p>
@@ -218,17 +222,16 @@
       </w:r>
       <w:bookmarkEnd w:id="14"/>
       <w:bookmarkEnd w:id="15"/>
+      <w:bookmarkEnd w:id="16"/>
       <w:commentRangeEnd w:id="17"/>
       <w:r>
         <w:rPr>
           <w:rStyle w:val="CommentReference"/>
-          <w:rFonts w:asciiTheme="minorHAnsi" w:eastAsiaTheme="minorHAnsi" w:hAnsiTheme="minorHAnsi" w:cstheme="minorBidi"/>
-          <w:b w:val="0"/>
-          <w:color w:val="auto"/>
+          <w:sz w:val="32"/>
+          <w:szCs w:val="26"/>
         </w:rPr>
         <w:commentReference w:id="17"/>
       </w:r>
-      <w:bookmarkEnd w:id="16"/>
     </w:p>
     <w:p>
       <w:pPr>
@@ -248,17 +251,16 @@
       <w:r>
         <w:t>2.2.1 Decomposition Diagram</w:t>
       </w:r>
+      <w:bookmarkEnd w:id="18"/>
       <w:commentRangeEnd w:id="19"/>
       <w:r>
         <w:rPr>
           <w:rStyle w:val="CommentReference"/>
-          <w:rFonts w:asciiTheme="minorHAnsi" w:eastAsiaTheme="minorHAnsi" w:hAnsiTheme="minorHAnsi" w:cstheme="minorBidi"/>
-          <w:b w:val="0"/>
-          <w:color w:val="auto"/>
+          <w:sz w:val="24"/>
+          <w:szCs w:val="24"/>
         </w:rPr>
         <w:commentReference w:id="19"/>
       </w:r>
-      <w:bookmarkEnd w:id="18"/>
     </w:p>
     <w:p/>
     <w:p/>
@@ -294,17 +296,16 @@
       <w:r>
         <w:t>Data Flow Diagram</w:t>
       </w:r>
+      <w:bookmarkEnd w:id="20"/>
       <w:commentRangeEnd w:id="21"/>
       <w:r>
         <w:rPr>
           <w:rStyle w:val="CommentReference"/>
-          <w:rFonts w:asciiTheme="minorHAnsi" w:eastAsiaTheme="minorHAnsi" w:hAnsiTheme="minorHAnsi" w:cstheme="minorBidi"/>
-          <w:b w:val="0"/>
-          <w:color w:val="auto"/>
+          <w:sz w:val="24"/>
+          <w:szCs w:val="24"/>
         </w:rPr>
         <w:commentReference w:id="21"/>
       </w:r>
-      <w:bookmarkEnd w:id="20"/>
     </w:p>
     <w:p/>
     <w:p/>
@@ -326,9 +327,8 @@
       <w:r>
         <w:rPr>
           <w:rStyle w:val="CommentReference"/>
-          <w:rFonts w:asciiTheme="minorHAnsi" w:eastAsiaTheme="minorHAnsi" w:hAnsiTheme="minorHAnsi" w:cstheme="minorBidi"/>
-          <w:b w:val="0"/>
-          <w:color w:val="auto"/>
+          <w:sz w:val="24"/>
+          <w:szCs w:val="24"/>
         </w:rPr>
         <w:commentReference w:id="23"/>
       </w:r>
@@ -398,6 +398,8 @@
       <w:r>
         <w:rPr>
           <w:rStyle w:val="CommentReference"/>
+          <w:sz w:val="22"/>
+          <w:szCs w:val="22"/>
         </w:rPr>
         <w:commentReference w:id="28"/>
       </w:r>
@@ -412,17 +414,12 @@
         <w:pStyle w:val="Heading3"/>
       </w:pPr>
       <w:bookmarkStart w:id="29" w:name="_Toc36727536"/>
-      <w:proofErr w:type="gramStart"/>
       <w:r>
         <w:t xml:space="preserve">2.3.2  </w:t>
       </w:r>
       <w:commentRangeStart w:id="30"/>
       <w:r>
-        <w:t>How</w:t>
-      </w:r>
-      <w:proofErr w:type="gramEnd"/>
-      <w:r>
-        <w:t xml:space="preserve"> different functions /classes are </w:t>
+        <w:t xml:space="preserve">How different functions /classes are </w:t>
       </w:r>
       <w:r>
         <w:t>connected</w:t>
@@ -430,17 +427,16 @@
       <w:r>
         <w:t xml:space="preserve"> </w:t>
       </w:r>
+      <w:bookmarkEnd w:id="29"/>
       <w:commentRangeEnd w:id="30"/>
       <w:r>
         <w:rPr>
           <w:rStyle w:val="CommentReference"/>
-          <w:rFonts w:asciiTheme="minorHAnsi" w:eastAsiaTheme="minorHAnsi" w:hAnsiTheme="minorHAnsi" w:cstheme="minorBidi"/>
-          <w:b w:val="0"/>
-          <w:color w:val="auto"/>
+          <w:sz w:val="24"/>
+          <w:szCs w:val="24"/>
         </w:rPr>
         <w:commentReference w:id="30"/>
       </w:r>
-      <w:bookmarkEnd w:id="29"/>
     </w:p>
     <w:p>
       <w:pPr>
@@ -471,17 +467,16 @@
         <w:t>Database Design</w:t>
       </w:r>
       <w:bookmarkEnd w:id="31"/>
+      <w:bookmarkEnd w:id="32"/>
       <w:commentRangeEnd w:id="33"/>
       <w:r>
         <w:rPr>
           <w:rStyle w:val="CommentReference"/>
-          <w:rFonts w:asciiTheme="minorHAnsi" w:eastAsiaTheme="minorHAnsi" w:hAnsiTheme="minorHAnsi" w:cstheme="minorBidi"/>
-          <w:b w:val="0"/>
-          <w:color w:val="auto"/>
+          <w:sz w:val="32"/>
+          <w:szCs w:val="26"/>
         </w:rPr>
         <w:commentReference w:id="33"/>
       </w:r>
-      <w:bookmarkEnd w:id="32"/>
     </w:p>
     <w:p>
       <w:pPr>
@@ -522,17 +517,16 @@
       <w:r>
         <w:t xml:space="preserve"> </w:t>
       </w:r>
+      <w:bookmarkEnd w:id="35"/>
       <w:commentRangeEnd w:id="36"/>
       <w:r>
         <w:rPr>
           <w:rStyle w:val="CommentReference"/>
-          <w:rFonts w:asciiTheme="minorHAnsi" w:eastAsiaTheme="minorHAnsi" w:hAnsiTheme="minorHAnsi" w:cstheme="minorBidi"/>
-          <w:b w:val="0"/>
-          <w:color w:val="auto"/>
+          <w:sz w:val="24"/>
+          <w:szCs w:val="24"/>
         </w:rPr>
         <w:commentReference w:id="36"/>
       </w:r>
-      <w:bookmarkEnd w:id="35"/>
     </w:p>
     <w:p/>
     <w:p>
@@ -569,24 +563,22 @@
         <w:t xml:space="preserve"> </w:t>
       </w:r>
       <w:bookmarkStart w:id="41" w:name="_Toc516474201"/>
+      <w:bookmarkEnd w:id="38"/>
       <w:commentRangeEnd w:id="39"/>
       <w:r>
         <w:rPr>
           <w:rStyle w:val="CommentReference"/>
-          <w:rFonts w:asciiTheme="minorHAnsi" w:eastAsiaTheme="minorHAnsi" w:hAnsiTheme="minorHAnsi" w:cstheme="minorBidi"/>
-          <w:b w:val="0"/>
-          <w:color w:val="auto"/>
+          <w:sz w:val="24"/>
+          <w:szCs w:val="24"/>
         </w:rPr>
         <w:commentReference w:id="39"/>
       </w:r>
-      <w:bookmarkEnd w:id="38"/>
       <w:commentRangeEnd w:id="40"/>
       <w:r>
         <w:rPr>
           <w:rStyle w:val="CommentReference"/>
-          <w:rFonts w:asciiTheme="minorHAnsi" w:eastAsiaTheme="minorHAnsi" w:hAnsiTheme="minorHAnsi" w:cstheme="minorBidi"/>
-          <w:b w:val="0"/>
-          <w:color w:val="auto"/>
+          <w:sz w:val="24"/>
+          <w:szCs w:val="24"/>
         </w:rPr>
         <w:commentReference w:id="40"/>
       </w:r>
@@ -613,17 +605,16 @@
       <w:r>
         <w:t xml:space="preserve"> </w:t>
       </w:r>
+      <w:bookmarkEnd w:id="42"/>
       <w:commentRangeEnd w:id="43"/>
       <w:r>
         <w:rPr>
           <w:rStyle w:val="CommentReference"/>
-          <w:rFonts w:asciiTheme="minorHAnsi" w:eastAsiaTheme="minorHAnsi" w:hAnsiTheme="minorHAnsi" w:cstheme="minorBidi"/>
-          <w:b w:val="0"/>
-          <w:color w:val="auto"/>
+          <w:sz w:val="24"/>
+          <w:szCs w:val="24"/>
         </w:rPr>
         <w:commentReference w:id="43"/>
       </w:r>
-      <w:bookmarkEnd w:id="42"/>
     </w:p>
     <w:p/>
     <w:p/>
@@ -645,17 +636,16 @@
       <w:r>
         <w:t xml:space="preserve"> </w:t>
       </w:r>
+      <w:bookmarkEnd w:id="45"/>
       <w:commentRangeEnd w:id="46"/>
       <w:r>
         <w:rPr>
           <w:rStyle w:val="CommentReference"/>
-          <w:rFonts w:asciiTheme="minorHAnsi" w:eastAsiaTheme="minorHAnsi" w:hAnsiTheme="minorHAnsi" w:cstheme="minorBidi"/>
-          <w:b w:val="0"/>
-          <w:color w:val="auto"/>
+          <w:sz w:val="24"/>
+          <w:szCs w:val="24"/>
         </w:rPr>
         <w:commentReference w:id="46"/>
       </w:r>
-      <w:bookmarkEnd w:id="45"/>
     </w:p>
     <w:p/>
     <w:p/>
@@ -700,17 +690,16 @@
       <w:r>
         <w:t>of the Solution</w:t>
       </w:r>
+      <w:bookmarkEnd w:id="48"/>
       <w:commentRangeEnd w:id="49"/>
       <w:r>
         <w:rPr>
           <w:rStyle w:val="CommentReference"/>
-          <w:rFonts w:asciiTheme="minorHAnsi" w:eastAsiaTheme="minorHAnsi" w:hAnsiTheme="minorHAnsi" w:cstheme="minorBidi"/>
-          <w:b w:val="0"/>
-          <w:color w:val="auto"/>
+          <w:sz w:val="32"/>
+          <w:szCs w:val="26"/>
         </w:rPr>
         <w:commentReference w:id="49"/>
       </w:r>
-      <w:bookmarkEnd w:id="48"/>
     </w:p>
     <w:p/>
     <w:p>
@@ -719,13 +708,8 @@
         <w:t xml:space="preserve">2.5.1 Part ONE: </w:t>
       </w:r>
       <w:r>
-        <w:t xml:space="preserve"> ……………………</w:t>
-      </w:r>
-      <w:proofErr w:type="gramStart"/>
-      <w:r>
-        <w:t>…..</w:t>
-      </w:r>
-      <w:proofErr w:type="gramEnd"/>
+        <w:t xml:space="preserve"> ………………………..</w:t>
+      </w:r>
       <w:r>
         <w:t xml:space="preserve">  </w:t>
       </w:r>
@@ -733,6 +717,8 @@
       <w:r>
         <w:rPr>
           <w:rStyle w:val="CommentReference"/>
+          <w:sz w:val="22"/>
+          <w:szCs w:val="22"/>
         </w:rPr>
         <w:commentReference w:id="50"/>
       </w:r>
@@ -761,17 +747,16 @@
         <w:t xml:space="preserve"> Design and Layout</w:t>
       </w:r>
       <w:bookmarkEnd w:id="51"/>
+      <w:bookmarkEnd w:id="52"/>
       <w:commentRangeEnd w:id="53"/>
       <w:r>
         <w:rPr>
           <w:rStyle w:val="CommentReference"/>
-          <w:rFonts w:asciiTheme="minorHAnsi" w:eastAsiaTheme="minorHAnsi" w:hAnsiTheme="minorHAnsi" w:cstheme="minorBidi"/>
-          <w:b w:val="0"/>
-          <w:color w:val="auto"/>
+          <w:sz w:val="24"/>
+          <w:szCs w:val="24"/>
         </w:rPr>
         <w:commentReference w:id="53"/>
       </w:r>
-      <w:bookmarkEnd w:id="52"/>
     </w:p>
     <w:p/>
     <w:p/>
@@ -789,17 +774,16 @@
       <w:r>
         <w:t xml:space="preserve"> rules</w:t>
       </w:r>
+      <w:bookmarkEnd w:id="55"/>
       <w:commentRangeEnd w:id="56"/>
       <w:r>
         <w:rPr>
           <w:rStyle w:val="CommentReference"/>
-          <w:rFonts w:asciiTheme="minorHAnsi" w:eastAsiaTheme="minorHAnsi" w:hAnsiTheme="minorHAnsi" w:cstheme="minorBidi"/>
-          <w:b w:val="0"/>
-          <w:color w:val="auto"/>
+          <w:sz w:val="24"/>
+          <w:szCs w:val="24"/>
         </w:rPr>
         <w:commentReference w:id="56"/>
       </w:r>
-      <w:bookmarkEnd w:id="55"/>
     </w:p>
     <w:p/>
     <w:p/>
@@ -817,17 +801,16 @@
       <w:r>
         <w:t xml:space="preserve"> /Classes  </w:t>
       </w:r>
+      <w:bookmarkEnd w:id="58"/>
       <w:commentRangeEnd w:id="59"/>
       <w:r>
         <w:rPr>
           <w:rStyle w:val="CommentReference"/>
-          <w:rFonts w:asciiTheme="minorHAnsi" w:eastAsiaTheme="minorHAnsi" w:hAnsiTheme="minorHAnsi" w:cstheme="minorBidi"/>
-          <w:b w:val="0"/>
-          <w:color w:val="auto"/>
+          <w:sz w:val="24"/>
+          <w:szCs w:val="24"/>
         </w:rPr>
         <w:commentReference w:id="59"/>
       </w:r>
-      <w:bookmarkEnd w:id="58"/>
     </w:p>
     <w:p/>
     <w:p>
@@ -845,24 +828,18 @@
       </w:r>
       <w:bookmarkEnd w:id="61"/>
       <w:r>
-        <w:t xml:space="preserve"> and </w:t>
-      </w:r>
-      <w:proofErr w:type="spellStart"/>
-      <w:r>
-        <w:t>PseudoCode</w:t>
-      </w:r>
+        <w:t xml:space="preserve"> and PseudoCode</w:t>
+      </w:r>
+      <w:bookmarkEnd w:id="62"/>
       <w:commentRangeEnd w:id="60"/>
-      <w:proofErr w:type="spellEnd"/>
       <w:r>
         <w:rPr>
           <w:rStyle w:val="CommentReference"/>
-          <w:rFonts w:asciiTheme="minorHAnsi" w:eastAsiaTheme="minorHAnsi" w:hAnsiTheme="minorHAnsi" w:cstheme="minorBidi"/>
-          <w:b w:val="0"/>
-          <w:color w:val="auto"/>
+          <w:sz w:val="24"/>
+          <w:szCs w:val="24"/>
         </w:rPr>
         <w:commentReference w:id="60"/>
       </w:r>
-      <w:bookmarkEnd w:id="62"/>
     </w:p>
     <w:p/>
     <w:p/>
@@ -875,17 +852,16 @@
       <w:r>
         <w:t>Test Plan for PART ONE</w:t>
       </w:r>
+      <w:bookmarkEnd w:id="63"/>
       <w:commentRangeEnd w:id="64"/>
       <w:r>
         <w:rPr>
           <w:rStyle w:val="CommentReference"/>
-          <w:rFonts w:asciiTheme="minorHAnsi" w:eastAsiaTheme="minorHAnsi" w:hAnsiTheme="minorHAnsi" w:cstheme="minorBidi"/>
-          <w:b w:val="0"/>
-          <w:color w:val="auto"/>
+          <w:sz w:val="24"/>
+          <w:szCs w:val="24"/>
         </w:rPr>
         <w:commentReference w:id="64"/>
       </w:r>
-      <w:bookmarkEnd w:id="63"/>
       <w:r>
         <w:t xml:space="preserve">  …. </w:t>
       </w:r>
@@ -915,6 +891,8 @@
       <w:r>
         <w:rPr>
           <w:rStyle w:val="CommentReference"/>
+          <w:sz w:val="22"/>
+          <w:szCs w:val="22"/>
         </w:rPr>
         <w:commentReference w:id="65"/>
       </w:r>
@@ -964,14 +942,9 @@
       </w:pPr>
       <w:bookmarkStart w:id="69" w:name="_Toc36727550"/>
       <w:r>
-        <w:t xml:space="preserve">Algorithms and </w:t>
-      </w:r>
-      <w:proofErr w:type="spellStart"/>
-      <w:r>
-        <w:t>PseudoCode</w:t>
+        <w:t>Algorithms and PseudoCode</w:t>
       </w:r>
       <w:bookmarkEnd w:id="69"/>
-      <w:proofErr w:type="spellEnd"/>
     </w:p>
     <w:p/>
     <w:p>
@@ -1009,6 +982,8 @@
       <w:r>
         <w:rPr>
           <w:rStyle w:val="CommentReference"/>
+          <w:sz w:val="22"/>
+          <w:szCs w:val="22"/>
         </w:rPr>
         <w:commentReference w:id="71"/>
       </w:r>
@@ -1062,14 +1037,9 @@
       </w:r>
       <w:bookmarkStart w:id="75" w:name="_Toc36727555"/>
       <w:r>
-        <w:t xml:space="preserve">Algorithms and </w:t>
-      </w:r>
-      <w:proofErr w:type="spellStart"/>
-      <w:r>
-        <w:t>PseudoCode</w:t>
+        <w:t>Algorithms and PseudoCode</w:t>
       </w:r>
       <w:bookmarkEnd w:id="75"/>
-      <w:proofErr w:type="spellEnd"/>
     </w:p>
     <w:p/>
     <w:p>
@@ -1100,6 +1070,8 @@
       <w:r>
         <w:rPr>
           <w:rStyle w:val="CommentReference"/>
+          <w:sz w:val="22"/>
+          <w:szCs w:val="22"/>
         </w:rPr>
         <w:commentReference w:id="77"/>
       </w:r>
@@ -1139,14 +1111,9 @@
       </w:r>
       <w:bookmarkStart w:id="80" w:name="_Toc36727560"/>
       <w:r>
-        <w:t xml:space="preserve">Algorithms and </w:t>
-      </w:r>
-      <w:proofErr w:type="spellStart"/>
-      <w:r>
-        <w:t>PseudoCode</w:t>
+        <w:t>Algorithms and PseudoCode</w:t>
       </w:r>
       <w:bookmarkEnd w:id="80"/>
-      <w:proofErr w:type="spellEnd"/>
     </w:p>
     <w:p/>
     <w:p/>
@@ -1210,17 +1177,16 @@
       <w:r>
         <w:t xml:space="preserve"> </w:t>
       </w:r>
+      <w:bookmarkEnd w:id="84"/>
       <w:commentRangeEnd w:id="85"/>
       <w:r>
         <w:rPr>
           <w:rStyle w:val="CommentReference"/>
-          <w:rFonts w:asciiTheme="minorHAnsi" w:eastAsiaTheme="minorHAnsi" w:hAnsiTheme="minorHAnsi" w:cstheme="minorBidi"/>
-          <w:b w:val="0"/>
-          <w:color w:val="auto"/>
+          <w:sz w:val="32"/>
+          <w:szCs w:val="26"/>
         </w:rPr>
         <w:commentReference w:id="85"/>
       </w:r>
-      <w:bookmarkEnd w:id="84"/>
     </w:p>
     <w:p/>
     <w:p/>
@@ -1247,17 +1213,16 @@
       <w:r>
         <w:t xml:space="preserve">to inform evaluation </w:t>
       </w:r>
+      <w:bookmarkEnd w:id="88"/>
       <w:commentRangeEnd w:id="89"/>
       <w:r>
         <w:rPr>
           <w:rStyle w:val="CommentReference"/>
-          <w:rFonts w:asciiTheme="minorHAnsi" w:eastAsiaTheme="minorHAnsi" w:hAnsiTheme="minorHAnsi" w:cstheme="minorBidi"/>
-          <w:b w:val="0"/>
-          <w:color w:val="auto"/>
+          <w:sz w:val="32"/>
+          <w:szCs w:val="26"/>
         </w:rPr>
         <w:commentReference w:id="89"/>
       </w:r>
-      <w:bookmarkEnd w:id="88"/>
     </w:p>
     <w:p/>
     <w:p>
@@ -1986,10 +1951,7 @@
         <w:pStyle w:val="CommentText"/>
       </w:pPr>
       <w:r>
-        <w:t xml:space="preserve">As </w:t>
-      </w:r>
-      <w:r>
-        <w:t xml:space="preserve">above,  class diagram can help you showing the plan for all of your classes (if you have used any) and shows the attributes and methods. </w:t>
+        <w:t xml:space="preserve">As above,  class diagram can help you showing the plan for all of your classes (if you have used any) and shows the attributes and methods. </w:t>
       </w:r>
     </w:p>
     <w:p>
@@ -2304,10 +2266,7 @@
         <w:pStyle w:val="CommentText"/>
       </w:pPr>
       <w:r>
-        <w:t xml:space="preserve">Field, Data Type, Length, Validation rule, Index, </w:t>
-      </w:r>
-      <w:r>
-        <w:t>…..</w:t>
+        <w:t>Field, Data Type, Length, Validation rule, Index, …..</w:t>
       </w:r>
     </w:p>
     <w:p>
@@ -2380,10 +2339,7 @@
         <w:t xml:space="preserve"> party recreation</w:t>
       </w:r>
       <w:r>
-        <w:t xml:space="preserve">, therefore, you need to </w:t>
-      </w:r>
-      <w:r>
-        <w:t xml:space="preserve">explain </w:t>
+        <w:t xml:space="preserve">, therefore, you need to explain </w:t>
       </w:r>
       <w:r>
         <w:t xml:space="preserve"> </w:t>
@@ -2497,17 +2453,7 @@
           <w:szCs w:val="16"/>
           <w:lang w:eastAsia="en-GB"/>
         </w:rPr>
-        <w:t xml:space="preserve">  </w:t>
-      </w:r>
-      <w:r>
-        <w:rPr>
-          <w:rFonts w:ascii="Consolas" w:eastAsia="Times New Roman" w:hAnsi="Consolas" w:cs="Courier New"/>
-          <w:color w:val="212529"/>
-          <w:sz w:val="16"/>
-          <w:szCs w:val="16"/>
-          <w:lang w:eastAsia="en-GB"/>
-        </w:rPr>
-        <w:t>StudentId CHAR(8),</w:t>
+        <w:t xml:space="preserve">  StudentId CHAR(8),</w:t>
       </w:r>
     </w:p>
     <w:p>
@@ -2851,10 +2797,7 @@
         <w:pStyle w:val="CommentText"/>
       </w:pPr>
       <w:r>
-        <w:t>You need to divide your system into smaller parts (</w:t>
-      </w:r>
-      <w:r>
-        <w:t>e.g. Login, Record Booking, Amend Bookings, …. etc.)</w:t>
+        <w:t>You need to divide your system into smaller parts (e.g. Login, Record Booking, Amend Bookings, …. etc.)</w:t>
       </w:r>
     </w:p>
     <w:p>
@@ -2883,10 +2826,7 @@
         <w:annotationRef/>
       </w:r>
       <w:r>
-        <w:t xml:space="preserve">This will be one of your system parts: e.g. Login, Record Bookings, </w:t>
-      </w:r>
-      <w:r>
-        <w:t>Amend , … etc.</w:t>
+        <w:t>This will be one of your system parts: e.g. Login, Record Bookings, Amend , … etc.</w:t>
       </w:r>
     </w:p>
     <w:p>
@@ -2931,10 +2871,7 @@
         <w:annotationRef/>
       </w:r>
       <w:r>
-        <w:t xml:space="preserve">If you have data entry form, then you need to have identified and justified validation rules you will use. You may use table with </w:t>
-      </w:r>
-      <w:r>
-        <w:t>columns :</w:t>
+        <w:t>If you have data entry form, then you need to have identified and justified validation rules you will use. You may use table with columns :</w:t>
       </w:r>
     </w:p>
     <w:p>
@@ -3284,10 +3221,7 @@
         <w:pStyle w:val="CommentText"/>
       </w:pPr>
       <w:r>
-        <w:t xml:space="preserve">Here you add a test plan how you will test this part (e.g. How you will test </w:t>
-      </w:r>
-      <w:r>
-        <w:t xml:space="preserve">LOGIN  part of the project. You need to justify the tests and use wide range of test data </w:t>
+        <w:t xml:space="preserve">Here you add a test plan how you will test this part (e.g. How you will test LOGIN  part of the project. You need to justify the tests and use wide range of test data </w:t>
       </w:r>
     </w:p>
     <w:p>
@@ -3396,10 +3330,7 @@
         <w:t>It is good</w:t>
       </w:r>
       <w:r>
-        <w:t xml:space="preserve"> </w:t>
-      </w:r>
-      <w:r>
-        <w:t xml:space="preserve">practice </w:t>
+        <w:t xml:space="preserve"> practice </w:t>
       </w:r>
       <w:r>
         <w:t xml:space="preserve"> to get some feedback from your stakeholders on the design idea. </w:t>
@@ -8387,21 +8318,15 @@
 </file>
 
 <file path=customXml/item1.xml><?xml version="1.0" encoding="utf-8"?>
-<p:properties xmlns:p="http://schemas.microsoft.com/office/2006/metadata/properties" xmlns:xsi="http://www.w3.org/2001/XMLSchema-instance" xmlns:pc="http://schemas.microsoft.com/office/infopath/2007/PartnerControls">
-  <documentManagement>
-    <lcf76f155ced4ddcb4097134ff3c332f xmlns="3f762fc8-479f-44ce-a55c-7ed0b3ead49b">
-      <Terms xmlns="http://schemas.microsoft.com/office/infopath/2007/PartnerControls"/>
-    </lcf76f155ced4ddcb4097134ff3c332f>
-    <TaxCatchAll xmlns="cbe63c59-b3b2-47e8-9c6a-d21f16573b77" xsi:nil="true"/>
-  </documentManagement>
-</p:properties>
+<?mso-contentType ?>
+<FormTemplates xmlns="http://schemas.microsoft.com/sharepoint/v3/contenttype/forms">
+  <Display>DocumentLibraryForm</Display>
+  <Edit>DocumentLibraryForm</Edit>
+  <New>DocumentLibraryForm</New>
+</FormTemplates>
 </file>
 
 <file path=customXml/item2.xml><?xml version="1.0" encoding="utf-8"?>
-<b:Sources xmlns:b="http://schemas.openxmlformats.org/officeDocument/2006/bibliography" xmlns="http://schemas.openxmlformats.org/officeDocument/2006/bibliography" SelectedStyle="\APASixthEditionOfficeOnline.xsl" StyleName="APA" Version="6"/>
-</file>
-
-<file path=customXml/item3.xml><?xml version="1.0" encoding="utf-8"?>
 <ct:contentTypeSchema xmlns:ct="http://schemas.microsoft.com/office/2006/metadata/contentType" xmlns:ma="http://schemas.microsoft.com/office/2006/metadata/properties/metaAttributes" ct:_="" ma:_="" ma:contentTypeName="Document" ma:contentTypeID="0x010100063BD6EE56A0204FA792441F00C9EBE1" ma:contentTypeVersion="18" ma:contentTypeDescription="Create a new document." ma:contentTypeScope="" ma:versionID="3032aac9468b857e433695451cd30812">
   <xsd:schema xmlns:xsd="http://www.w3.org/2001/XMLSchema" xmlns:xs="http://www.w3.org/2001/XMLSchema" xmlns:p="http://schemas.microsoft.com/office/2006/metadata/properties" xmlns:ns2="3f762fc8-479f-44ce-a55c-7ed0b3ead49b" xmlns:ns3="cbe63c59-b3b2-47e8-9c6a-d21f16573b77" targetNamespace="http://schemas.microsoft.com/office/2006/metadata/properties" ma:root="true" ma:fieldsID="b153aecaa2c62b7be47f979b0f32788f" ns2:_="" ns3:_="">
     <xsd:import namespace="3f762fc8-479f-44ce-a55c-7ed0b3ead49b"/>
@@ -8656,35 +8581,30 @@
 </ct:contentTypeSchema>
 </file>
 
+<file path=customXml/item3.xml><?xml version="1.0" encoding="utf-8"?>
+<b:Sources xmlns:b="http://schemas.openxmlformats.org/officeDocument/2006/bibliography" xmlns="http://schemas.openxmlformats.org/officeDocument/2006/bibliography" SelectedStyle="\APASixthEditionOfficeOnline.xsl" StyleName="APA" Version="6"/>
+</file>
+
 <file path=customXml/item4.xml><?xml version="1.0" encoding="utf-8"?>
-<?mso-contentType ?>
-<FormTemplates xmlns="http://schemas.microsoft.com/sharepoint/v3/contenttype/forms">
-  <Display>DocumentLibraryForm</Display>
-  <Edit>DocumentLibraryForm</Edit>
-  <New>DocumentLibraryForm</New>
-</FormTemplates>
+<p:properties xmlns:p="http://schemas.microsoft.com/office/2006/metadata/properties" xmlns:xsi="http://www.w3.org/2001/XMLSchema-instance" xmlns:pc="http://schemas.microsoft.com/office/infopath/2007/PartnerControls">
+  <documentManagement>
+    <lcf76f155ced4ddcb4097134ff3c332f xmlns="3f762fc8-479f-44ce-a55c-7ed0b3ead49b">
+      <Terms xmlns="http://schemas.microsoft.com/office/infopath/2007/PartnerControls"/>
+    </lcf76f155ced4ddcb4097134ff3c332f>
+    <TaxCatchAll xmlns="cbe63c59-b3b2-47e8-9c6a-d21f16573b77" xsi:nil="true"/>
+  </documentManagement>
+</p:properties>
 </file>
 
 <file path=customXml/itemProps1.xml><?xml version="1.0" encoding="utf-8"?>
-<ds:datastoreItem xmlns:ds="http://schemas.openxmlformats.org/officeDocument/2006/customXml" ds:itemID="{FAF28F1A-4D9D-4982-8135-35265E69ABFF}">
+<ds:datastoreItem xmlns:ds="http://schemas.openxmlformats.org/officeDocument/2006/customXml" ds:itemID="{CDBE4880-74B7-456D-A519-5D2CBFB7B011}">
   <ds:schemaRefs>
-    <ds:schemaRef ds:uri="http://schemas.microsoft.com/office/2006/metadata/properties"/>
-    <ds:schemaRef ds:uri="http://schemas.microsoft.com/office/infopath/2007/PartnerControls"/>
-    <ds:schemaRef ds:uri="3f762fc8-479f-44ce-a55c-7ed0b3ead49b"/>
-    <ds:schemaRef ds:uri="cbe63c59-b3b2-47e8-9c6a-d21f16573b77"/>
+    <ds:schemaRef ds:uri="http://schemas.microsoft.com/sharepoint/v3/contenttype/forms"/>
   </ds:schemaRefs>
 </ds:datastoreItem>
 </file>
 
 <file path=customXml/itemProps2.xml><?xml version="1.0" encoding="utf-8"?>
-<ds:datastoreItem xmlns:ds="http://schemas.openxmlformats.org/officeDocument/2006/customXml" ds:itemID="{251475EA-D3D1-4388-B03D-77A536B9512F}">
-  <ds:schemaRefs>
-    <ds:schemaRef ds:uri="http://schemas.openxmlformats.org/officeDocument/2006/bibliography"/>
-  </ds:schemaRefs>
-</ds:datastoreItem>
-</file>
-
-<file path=customXml/itemProps3.xml><?xml version="1.0" encoding="utf-8"?>
 <ds:datastoreItem xmlns:ds="http://schemas.openxmlformats.org/officeDocument/2006/customXml" ds:itemID="{0FC52FE3-4C12-4AB1-B19B-9E7C57047FF5}">
   <ds:schemaRefs>
     <ds:schemaRef ds:uri="http://schemas.microsoft.com/office/2006/metadata/contentType"/>
@@ -8703,10 +8623,21 @@
 </ds:datastoreItem>
 </file>
 
+<file path=customXml/itemProps3.xml><?xml version="1.0" encoding="utf-8"?>
+<ds:datastoreItem xmlns:ds="http://schemas.openxmlformats.org/officeDocument/2006/customXml" ds:itemID="{251475EA-D3D1-4388-B03D-77A536B9512F}">
+  <ds:schemaRefs>
+    <ds:schemaRef ds:uri="http://schemas.openxmlformats.org/officeDocument/2006/bibliography"/>
+  </ds:schemaRefs>
+</ds:datastoreItem>
+</file>
+
 <file path=customXml/itemProps4.xml><?xml version="1.0" encoding="utf-8"?>
-<ds:datastoreItem xmlns:ds="http://schemas.openxmlformats.org/officeDocument/2006/customXml" ds:itemID="{CDBE4880-74B7-456D-A519-5D2CBFB7B011}">
+<ds:datastoreItem xmlns:ds="http://schemas.openxmlformats.org/officeDocument/2006/customXml" ds:itemID="{FAF28F1A-4D9D-4982-8135-35265E69ABFF}">
   <ds:schemaRefs>
-    <ds:schemaRef ds:uri="http://schemas.microsoft.com/sharepoint/v3/contenttype/forms"/>
+    <ds:schemaRef ds:uri="http://schemas.microsoft.com/office/2006/metadata/properties"/>
+    <ds:schemaRef ds:uri="http://schemas.microsoft.com/office/infopath/2007/PartnerControls"/>
+    <ds:schemaRef ds:uri="3f762fc8-479f-44ce-a55c-7ed0b3ead49b"/>
+    <ds:schemaRef ds:uri="cbe63c59-b3b2-47e8-9c6a-d21f16573b77"/>
   </ds:schemaRefs>
 </ds:datastoreItem>
 </file>
--- a/Docs/New Design Section.docx
+++ b/Docs/New Design Section.docx
@@ -262,7 +262,7 @@
           <w:noProof/>
         </w:rPr>
         <w:drawing>
-          <wp:anchor distT="0" distB="0" distL="114300" distR="114300" simplePos="0" relativeHeight="251655168" behindDoc="1" locked="0" layoutInCell="1" allowOverlap="1" wp14:anchorId="7C03679A" wp14:editId="588E8A4B">
+          <wp:anchor distT="0" distB="0" distL="114300" distR="114300" simplePos="0" relativeHeight="251656192" behindDoc="1" locked="0" layoutInCell="1" allowOverlap="1" wp14:anchorId="7C03679A" wp14:editId="1490EA64">
             <wp:simplePos x="0" y="0"/>
             <wp:positionH relativeFrom="column">
               <wp:posOffset>-553085</wp:posOffset>
@@ -1300,49 +1300,39 @@
       <w:r>
         <w:t>Flow Charts</w:t>
       </w:r>
-      <w:r>
-        <w:t xml:space="preserve"> </w:t>
-      </w:r>
-      <w:r>
-        <w:t>/</w:t>
-      </w:r>
-      <w:r>
-        <w:t xml:space="preserve"> </w:t>
-      </w:r>
-      <w:commentRangeStart w:id="21"/>
-      <w:r>
-        <w:t>Data Flow Diagram</w:t>
-      </w:r>
       <w:bookmarkEnd w:id="20"/>
-      <w:commentRangeEnd w:id="21"/>
-      <w:r>
-        <w:rPr>
-          <w:rStyle w:val="CommentReference"/>
-          <w:sz w:val="24"/>
-          <w:szCs w:val="24"/>
-        </w:rPr>
-        <w:commentReference w:id="21"/>
-      </w:r>
     </w:p>
     <w:p/>
     <w:p>
+      <w:r>
+        <w:t>Dataflow diagrams are useful to pre plan inputs, processes and outputs in the application for modules.</w:t>
+      </w:r>
+    </w:p>
+    <w:p>
+      <w:pPr>
+        <w:pStyle w:val="ListParagraph"/>
+        <w:numPr>
+          <w:ilvl w:val="0"/>
+          <w:numId w:val="31"/>
+        </w:numPr>
+      </w:pPr>
       <w:r>
         <w:rPr>
           <w:noProof/>
         </w:rPr>
         <w:drawing>
-          <wp:anchor distT="0" distB="0" distL="114300" distR="114300" simplePos="0" relativeHeight="251656192" behindDoc="0" locked="0" layoutInCell="1" allowOverlap="1" wp14:anchorId="67747B50" wp14:editId="663D36C9">
+          <wp:anchor distT="0" distB="0" distL="114300" distR="114300" simplePos="0" relativeHeight="251666944" behindDoc="0" locked="0" layoutInCell="1" allowOverlap="1" wp14:anchorId="44B479E0" wp14:editId="63518948">
             <wp:simplePos x="0" y="0"/>
             <wp:positionH relativeFrom="column">
-              <wp:posOffset>697230</wp:posOffset>
+              <wp:posOffset>68580</wp:posOffset>
             </wp:positionH>
-            <wp:positionV relativeFrom="page">
-              <wp:posOffset>3433445</wp:posOffset>
+            <wp:positionV relativeFrom="paragraph">
+              <wp:posOffset>387985</wp:posOffset>
             </wp:positionV>
-            <wp:extent cx="4856480" cy="2251075"/>
-            <wp:effectExtent l="0" t="0" r="1270" b="0"/>
+            <wp:extent cx="5662295" cy="5645150"/>
+            <wp:effectExtent l="0" t="0" r="0" b="0"/>
             <wp:wrapTopAndBottom/>
-            <wp:docPr id="863879660" name="Picture 3"/>
+            <wp:docPr id="386974752" name="Picture 2"/>
             <wp:cNvGraphicFramePr>
               <a:graphicFrameLocks xmlns:a="http://schemas.openxmlformats.org/drawingml/2006/main" noChangeAspect="1"/>
             </wp:cNvGraphicFramePr>
@@ -1350,11 +1340,11 @@
               <a:graphicData uri="http://schemas.openxmlformats.org/drawingml/2006/picture">
                 <pic:pic xmlns:pic="http://schemas.openxmlformats.org/drawingml/2006/picture">
                   <pic:nvPicPr>
-                    <pic:cNvPr id="863879660" name="Picture 3"/>
+                    <pic:cNvPr id="386974752" name="Picture 386974752"/>
                     <pic:cNvPicPr/>
                   </pic:nvPicPr>
                   <pic:blipFill>
-                    <a:blip r:embed="rId15" cstate="print">
+                    <a:blip r:embed="rId15">
                       <a:extLst>
                         <a:ext uri="{28A0092B-C50C-407E-A947-70E740481C1C}">
                           <a14:useLocalDpi xmlns:a14="http://schemas.microsoft.com/office/drawing/2010/main" val="0"/>
@@ -1368,21 +1358,11 @@
                   <pic:spPr>
                     <a:xfrm>
                       <a:off x="0" y="0"/>
-                      <a:ext cx="4856480" cy="2251075"/>
+                      <a:ext cx="5662295" cy="5645150"/>
                     </a:xfrm>
                     <a:prstGeom prst="rect">
                       <a:avLst/>
                     </a:prstGeom>
-                    <a:ln w="228600" cap="sq" cmpd="thickThin">
-                      <a:noFill/>
-                      <a:prstDash val="solid"/>
-                      <a:miter lim="800000"/>
-                    </a:ln>
-                    <a:effectLst>
-                      <a:innerShdw blurRad="76200">
-                        <a:srgbClr val="000000"/>
-                      </a:innerShdw>
-                    </a:effectLst>
                   </pic:spPr>
                 </pic:pic>
               </a:graphicData>
@@ -1397,9 +1377,16 @@
         </w:drawing>
       </w:r>
       <w:r>
-        <w:t>Dataflow diagrams are useful to pre plan inputs, processes and outputs in the application for modules.</w:t>
-      </w:r>
-    </w:p>
+        <w:t>Login page</w:t>
+      </w:r>
+    </w:p>
+    <w:p>
+      <w:pPr>
+        <w:pStyle w:val="ListParagraph"/>
+      </w:pPr>
+    </w:p>
+    <w:p/>
+    <w:p/>
     <w:p>
       <w:pPr>
         <w:pStyle w:val="ListParagraph"/>
@@ -1409,34 +1396,29 @@
         </w:numPr>
       </w:pPr>
       <w:r>
-        <w:t>Login page</w:t>
-      </w:r>
-    </w:p>
-    <w:p/>
+        <w:t>Track transfer process</w:t>
+      </w:r>
+    </w:p>
     <w:p>
       <w:pPr>
         <w:pStyle w:val="ListParagraph"/>
-        <w:numPr>
-          <w:ilvl w:val="0"/>
-          <w:numId w:val="31"/>
-        </w:numPr>
       </w:pPr>
       <w:r>
         <w:rPr>
           <w:noProof/>
         </w:rPr>
         <w:drawing>
-          <wp:anchor distT="0" distB="0" distL="114300" distR="114300" simplePos="0" relativeHeight="251660288" behindDoc="0" locked="0" layoutInCell="1" allowOverlap="1" wp14:anchorId="1CD9B26D" wp14:editId="4A151248">
+          <wp:anchor distT="0" distB="0" distL="114300" distR="114300" simplePos="0" relativeHeight="251664896" behindDoc="0" locked="0" layoutInCell="1" allowOverlap="1" wp14:anchorId="1CD9B26D" wp14:editId="167CA871">
             <wp:simplePos x="0" y="0"/>
             <wp:positionH relativeFrom="column">
-              <wp:posOffset>662353</wp:posOffset>
+              <wp:posOffset>248516</wp:posOffset>
             </wp:positionH>
             <wp:positionV relativeFrom="page">
-              <wp:posOffset>6119446</wp:posOffset>
+              <wp:posOffset>1703474</wp:posOffset>
             </wp:positionV>
-            <wp:extent cx="4438957" cy="3657600"/>
+            <wp:extent cx="5236845" cy="5718810"/>
             <wp:effectExtent l="0" t="0" r="0" b="0"/>
-            <wp:wrapNone/>
+            <wp:wrapTopAndBottom/>
             <wp:docPr id="272693965" name="Picture 3"/>
             <wp:cNvGraphicFramePr>
               <a:graphicFrameLocks xmlns:a="http://schemas.openxmlformats.org/drawingml/2006/main" noChangeAspect="1"/>
@@ -1463,7 +1445,7 @@
                   <pic:spPr>
                     <a:xfrm>
                       <a:off x="0" y="0"/>
-                      <a:ext cx="4443477" cy="3661325"/>
+                      <a:ext cx="5236845" cy="5718810"/>
                     </a:xfrm>
                     <a:prstGeom prst="rect">
                       <a:avLst/>
@@ -1481,44 +1463,6 @@
           </wp:anchor>
         </w:drawing>
       </w:r>
-      <w:r>
-        <w:t>Track transfer process</w:t>
-      </w:r>
-    </w:p>
-    <w:p>
-      <w:pPr>
-        <w:pStyle w:val="ListParagraph"/>
-      </w:pPr>
-    </w:p>
-    <w:p>
-      <w:pPr>
-        <w:pStyle w:val="ListParagraph"/>
-      </w:pPr>
-    </w:p>
-    <w:p>
-      <w:pPr>
-        <w:pStyle w:val="ListParagraph"/>
-      </w:pPr>
-    </w:p>
-    <w:p>
-      <w:pPr>
-        <w:pStyle w:val="ListParagraph"/>
-      </w:pPr>
-    </w:p>
-    <w:p>
-      <w:pPr>
-        <w:pStyle w:val="ListParagraph"/>
-      </w:pPr>
-    </w:p>
-    <w:p>
-      <w:pPr>
-        <w:pStyle w:val="ListParagraph"/>
-      </w:pPr>
-    </w:p>
-    <w:p>
-      <w:pPr>
-        <w:pStyle w:val="ListParagraph"/>
-      </w:pPr>
     </w:p>
     <w:p>
       <w:pPr>
@@ -1584,21 +1528,21 @@
           <w:numId w:val="31"/>
         </w:numPr>
       </w:pPr>
-      <w:bookmarkStart w:id="22" w:name="_Toc36727533"/>
-      <w:commentRangeStart w:id="23"/>
+      <w:bookmarkStart w:id="21" w:name="_Toc36727533"/>
+      <w:commentRangeStart w:id="22"/>
       <w:r>
         <w:lastRenderedPageBreak/>
         <w:t>Input Process Output</w:t>
       </w:r>
-      <w:bookmarkEnd w:id="22"/>
-      <w:commentRangeEnd w:id="23"/>
+      <w:bookmarkEnd w:id="21"/>
+      <w:commentRangeEnd w:id="22"/>
       <w:r>
         <w:rPr>
           <w:rStyle w:val="CommentReference"/>
           <w:sz w:val="24"/>
           <w:szCs w:val="24"/>
         </w:rPr>
-        <w:commentReference w:id="23"/>
+        <w:commentReference w:id="22"/>
       </w:r>
     </w:p>
     <w:p/>
@@ -1960,9 +1904,9 @@
       <w:pPr>
         <w:pStyle w:val="Heading2"/>
       </w:pPr>
-      <w:bookmarkStart w:id="24" w:name="_Toc462393439"/>
-      <w:bookmarkStart w:id="25" w:name="_Toc516474197"/>
-      <w:bookmarkStart w:id="26" w:name="_Toc36727534"/>
+      <w:bookmarkStart w:id="23" w:name="_Toc462393439"/>
+      <w:bookmarkStart w:id="24" w:name="_Toc516474197"/>
+      <w:bookmarkStart w:id="25" w:name="_Toc36727534"/>
       <w:r>
         <w:lastRenderedPageBreak/>
         <w:t>2</w:t>
@@ -1973,18 +1917,18 @@
       <w:r>
         <w:t xml:space="preserve"> </w:t>
       </w:r>
+      <w:bookmarkEnd w:id="23"/>
       <w:bookmarkEnd w:id="24"/>
+      <w:r>
+        <w:t xml:space="preserve">How </w:t>
+      </w:r>
+      <w:r>
+        <w:t xml:space="preserve">All Solution Parts are </w:t>
+      </w:r>
+      <w:r>
+        <w:t>Linked</w:t>
+      </w:r>
       <w:bookmarkEnd w:id="25"/>
-      <w:r>
-        <w:t xml:space="preserve">How </w:t>
-      </w:r>
-      <w:r>
-        <w:t xml:space="preserve">All Solution Parts are </w:t>
-      </w:r>
-      <w:r>
-        <w:t>Linked</w:t>
-      </w:r>
-      <w:bookmarkEnd w:id="26"/>
       <w:r>
         <w:t xml:space="preserve"> </w:t>
       </w:r>
@@ -1997,82 +1941,39 @@
         <w:pStyle w:val="Heading3"/>
         <w:ind w:left="0"/>
       </w:pPr>
-      <w:bookmarkStart w:id="27" w:name="_Toc36727535"/>
-      <w:commentRangeStart w:id="28"/>
+      <w:bookmarkStart w:id="26" w:name="_Toc36727535"/>
+      <w:commentRangeStart w:id="27"/>
       <w:r>
         <w:t xml:space="preserve">2.3.1 State Diagram of the </w:t>
       </w:r>
-      <w:bookmarkEnd w:id="27"/>
+      <w:bookmarkEnd w:id="26"/>
       <w:r>
         <w:t>whole program</w:t>
       </w:r>
     </w:p>
-    <w:commentRangeEnd w:id="28"/>
+    <w:commentRangeEnd w:id="27"/>
     <w:p>
       <w:r>
         <w:rPr>
           <w:rStyle w:val="CommentReference"/>
+          <w:noProof/>
           <w:sz w:val="22"/>
           <w:szCs w:val="22"/>
         </w:rPr>
-        <w:commentReference w:id="28"/>
-      </w:r>
-      <w:r>
-        <w:t xml:space="preserve">The following is a full diagram of all of the key components and </w:t>
-      </w:r>
-      <w:r>
-        <w:t xml:space="preserve">how </w:t>
-      </w:r>
-      <w:r>
-        <w:t xml:space="preserve">database would be linked together and </w:t>
-      </w:r>
-      <w:r>
-        <w:t>alongside how</w:t>
-      </w:r>
-      <w:r>
-        <w:t xml:space="preserve"> navigation would work. </w:t>
-      </w:r>
-      <w:r>
-        <w:t>T</w:t>
-      </w:r>
-      <w:r>
-        <w:t xml:space="preserve">o ease the reading of this diagram I have made lines purple for the connections with playlists </w:t>
-      </w:r>
-      <w:r>
-        <w:t>table</w:t>
-      </w:r>
-      <w:r>
-        <w:t xml:space="preserve">, green for connections with tracks </w:t>
-      </w:r>
-      <w:r>
-        <w:t>table</w:t>
-      </w:r>
-      <w:r>
-        <w:t xml:space="preserve"> and orange for user </w:t>
-      </w:r>
-      <w:r>
-        <w:t>table</w:t>
-      </w:r>
-      <w:r>
-        <w:t xml:space="preserve"> also main frames are represented by coloured boxes</w:t>
-      </w:r>
-      <w:r>
-        <w:t>.</w:t>
-      </w:r>
-    </w:p>
-    <w:p>
+        <w:commentReference w:id="27"/>
+      </w:r>
       <w:r>
         <w:rPr>
           <w:noProof/>
         </w:rPr>
         <w:drawing>
-          <wp:anchor distT="0" distB="0" distL="114300" distR="114300" simplePos="0" relativeHeight="251659264" behindDoc="0" locked="0" layoutInCell="1" allowOverlap="1" wp14:anchorId="2844E5F2" wp14:editId="4255CFB0">
+          <wp:anchor distT="0" distB="0" distL="114300" distR="114300" simplePos="0" relativeHeight="251649536" behindDoc="0" locked="0" layoutInCell="1" allowOverlap="1" wp14:anchorId="2844E5F2" wp14:editId="0A19A30D">
             <wp:simplePos x="0" y="0"/>
             <wp:positionH relativeFrom="column">
               <wp:posOffset>-756920</wp:posOffset>
             </wp:positionH>
             <wp:positionV relativeFrom="paragraph">
-              <wp:posOffset>299085</wp:posOffset>
+              <wp:posOffset>838777</wp:posOffset>
             </wp:positionV>
             <wp:extent cx="7243445" cy="3482340"/>
             <wp:effectExtent l="0" t="0" r="0" b="3810"/>
@@ -2121,15 +2022,56 @@
           </wp:anchor>
         </w:drawing>
       </w:r>
-    </w:p>
-    <w:p/>
+      <w:r>
+        <w:t xml:space="preserve">The following is a full diagram of all of the key components and </w:t>
+      </w:r>
+      <w:r>
+        <w:t xml:space="preserve">how </w:t>
+      </w:r>
+      <w:r>
+        <w:t xml:space="preserve">database would be linked together and </w:t>
+      </w:r>
+      <w:r>
+        <w:t>alongside how</w:t>
+      </w:r>
+      <w:r>
+        <w:t xml:space="preserve"> navigation would work. </w:t>
+      </w:r>
+      <w:r>
+        <w:t>T</w:t>
+      </w:r>
+      <w:r>
+        <w:t xml:space="preserve">o ease the reading of this diagram I have made lines purple for the connections with playlists </w:t>
+      </w:r>
+      <w:r>
+        <w:t>table</w:t>
+      </w:r>
+      <w:r>
+        <w:t xml:space="preserve">, green for connections with tracks </w:t>
+      </w:r>
+      <w:r>
+        <w:t>table</w:t>
+      </w:r>
+      <w:r>
+        <w:t xml:space="preserve"> and orange for user </w:t>
+      </w:r>
+      <w:r>
+        <w:t>table</w:t>
+      </w:r>
+      <w:r>
+        <w:t xml:space="preserve"> also main frames are represented by coloured boxes</w:t>
+      </w:r>
+      <w:r>
+        <w:t>.</w:t>
+      </w:r>
+    </w:p>
     <w:p>
       <w:pPr>
         <w:pStyle w:val="Heading3"/>
         <w:ind w:left="0"/>
       </w:pPr>
-      <w:bookmarkStart w:id="29" w:name="_Toc36727536"/>
-      <w:commentRangeStart w:id="30"/>
+      <w:bookmarkStart w:id="28" w:name="_Toc36727536"/>
+      <w:commentRangeStart w:id="29"/>
       <w:r>
         <w:t>2.3.2 How</w:t>
       </w:r>
@@ -2142,43 +2084,72 @@
       <w:r>
         <w:t xml:space="preserve"> </w:t>
       </w:r>
-      <w:bookmarkEnd w:id="29"/>
-      <w:commentRangeEnd w:id="30"/>
+      <w:bookmarkEnd w:id="28"/>
+      <w:commentRangeEnd w:id="29"/>
       <w:r>
         <w:rPr>
           <w:rStyle w:val="CommentReference"/>
           <w:sz w:val="24"/>
           <w:szCs w:val="24"/>
         </w:rPr>
-        <w:commentReference w:id="30"/>
-      </w:r>
-    </w:p>
-    <w:p/>
-    <w:p/>
-    <w:p/>
-    <w:p/>
-    <w:p/>
-    <w:p/>
-    <w:p/>
-    <w:p/>
-    <w:p>
-      <w:pPr>
+        <w:commentReference w:id="29"/>
+      </w:r>
+    </w:p>
+    <w:p>
+      <w:r>
         <w:rPr>
-          <w:rFonts w:asciiTheme="majorHAnsi" w:eastAsiaTheme="majorEastAsia" w:hAnsiTheme="majorHAnsi" w:cstheme="majorBidi"/>
-          <w:b/>
-          <w:color w:val="002060"/>
-          <w:sz w:val="32"/>
-          <w:szCs w:val="26"/>
+          <w:noProof/>
         </w:rPr>
-      </w:pPr>
+        <w:drawing>
+          <wp:inline distT="0" distB="0" distL="0" distR="0" wp14:anchorId="1967B815" wp14:editId="4D8655AB">
+            <wp:extent cx="5731510" cy="3430270"/>
+            <wp:effectExtent l="0" t="0" r="2540" b="0"/>
+            <wp:docPr id="594079408" name="Picture 3"/>
+            <wp:cNvGraphicFramePr>
+              <a:graphicFrameLocks xmlns:a="http://schemas.openxmlformats.org/drawingml/2006/main" noChangeAspect="1"/>
+            </wp:cNvGraphicFramePr>
+            <a:graphic xmlns:a="http://schemas.openxmlformats.org/drawingml/2006/main">
+              <a:graphicData uri="http://schemas.openxmlformats.org/drawingml/2006/picture">
+                <pic:pic xmlns:pic="http://schemas.openxmlformats.org/drawingml/2006/picture">
+                  <pic:nvPicPr>
+                    <pic:cNvPr id="594079408" name="Picture 594079408"/>
+                    <pic:cNvPicPr/>
+                  </pic:nvPicPr>
+                  <pic:blipFill>
+                    <a:blip r:embed="rId18" cstate="print">
+                      <a:extLst>
+                        <a:ext uri="{28A0092B-C50C-407E-A947-70E740481C1C}">
+                          <a14:useLocalDpi xmlns:a14="http://schemas.microsoft.com/office/drawing/2010/main" val="0"/>
+                        </a:ext>
+                      </a:extLst>
+                    </a:blip>
+                    <a:stretch>
+                      <a:fillRect/>
+                    </a:stretch>
+                  </pic:blipFill>
+                  <pic:spPr>
+                    <a:xfrm>
+                      <a:off x="0" y="0"/>
+                      <a:ext cx="5731510" cy="3430270"/>
+                    </a:xfrm>
+                    <a:prstGeom prst="rect">
+                      <a:avLst/>
+                    </a:prstGeom>
+                  </pic:spPr>
+                </pic:pic>
+              </a:graphicData>
+            </a:graphic>
+          </wp:inline>
+        </w:drawing>
+      </w:r>
     </w:p>
     <w:p>
       <w:pPr>
         <w:pStyle w:val="Heading2"/>
       </w:pPr>
-      <w:bookmarkStart w:id="31" w:name="_Toc516474198"/>
-      <w:bookmarkStart w:id="32" w:name="_Toc36727537"/>
-      <w:commentRangeStart w:id="33"/>
+      <w:bookmarkStart w:id="30" w:name="_Toc516474198"/>
+      <w:bookmarkStart w:id="31" w:name="_Toc36727537"/>
+      <w:commentRangeStart w:id="32"/>
       <w:r>
         <w:lastRenderedPageBreak/>
         <w:t xml:space="preserve">2.4 </w:t>
@@ -2186,17 +2157,17 @@
       <w:r>
         <w:t>Database Design</w:t>
       </w:r>
-      <w:bookmarkStart w:id="34" w:name="_Toc516474199"/>
+      <w:bookmarkStart w:id="33" w:name="_Toc516474199"/>
+      <w:bookmarkEnd w:id="30"/>
       <w:bookmarkEnd w:id="31"/>
-      <w:bookmarkEnd w:id="32"/>
-      <w:commentRangeEnd w:id="33"/>
+      <w:commentRangeEnd w:id="32"/>
       <w:r>
         <w:rPr>
           <w:rStyle w:val="CommentReference"/>
           <w:sz w:val="32"/>
           <w:szCs w:val="26"/>
         </w:rPr>
-        <w:commentReference w:id="33"/>
+        <w:commentReference w:id="32"/>
       </w:r>
     </w:p>
     <w:p>
@@ -2382,24 +2353,24 @@
       <w:pPr>
         <w:pStyle w:val="Heading3"/>
       </w:pPr>
-      <w:bookmarkStart w:id="35" w:name="_Toc36727538"/>
-      <w:commentRangeStart w:id="36"/>
+      <w:bookmarkStart w:id="34" w:name="_Toc36727538"/>
+      <w:commentRangeStart w:id="35"/>
       <w:r>
         <w:t xml:space="preserve"> Normalisation</w:t>
       </w:r>
+      <w:bookmarkEnd w:id="33"/>
+      <w:r>
+        <w:t xml:space="preserve"> </w:t>
+      </w:r>
       <w:bookmarkEnd w:id="34"/>
-      <w:r>
-        <w:t xml:space="preserve"> </w:t>
-      </w:r>
-      <w:bookmarkEnd w:id="35"/>
-      <w:commentRangeEnd w:id="36"/>
+      <w:commentRangeEnd w:id="35"/>
       <w:r>
         <w:rPr>
           <w:rStyle w:val="CommentReference"/>
           <w:sz w:val="24"/>
           <w:szCs w:val="24"/>
         </w:rPr>
-        <w:commentReference w:id="36"/>
+        <w:commentReference w:id="35"/>
       </w:r>
     </w:p>
     <w:p>
@@ -2663,7 +2634,7 @@
       <w:r>
         <w:t>transfer_status)</w:t>
       </w:r>
-      <w:bookmarkStart w:id="37" w:name="_Toc516474200"/>
+      <w:bookmarkStart w:id="36" w:name="_Toc516474200"/>
     </w:p>
     <w:p>
       <w:pPr>
@@ -2719,9 +2690,9 @@
       <w:pPr>
         <w:pStyle w:val="Heading3"/>
       </w:pPr>
-      <w:bookmarkStart w:id="38" w:name="_Toc36727539"/>
+      <w:bookmarkStart w:id="37" w:name="_Toc36727539"/>
+      <w:commentRangeStart w:id="38"/>
       <w:commentRangeStart w:id="39"/>
-      <w:commentRangeStart w:id="40"/>
       <w:r>
         <w:lastRenderedPageBreak/>
         <w:t xml:space="preserve"> </w:t>
@@ -2729,9 +2700,18 @@
       <w:r>
         <w:t>Data Dictionary</w:t>
       </w:r>
-      <w:bookmarkStart w:id="41" w:name="_Toc516474201"/>
+      <w:bookmarkStart w:id="40" w:name="_Toc516474201"/>
+      <w:bookmarkEnd w:id="36"/>
       <w:bookmarkEnd w:id="37"/>
-      <w:bookmarkEnd w:id="38"/>
+      <w:commentRangeEnd w:id="38"/>
+      <w:r>
+        <w:rPr>
+          <w:rStyle w:val="CommentReference"/>
+          <w:sz w:val="24"/>
+          <w:szCs w:val="24"/>
+        </w:rPr>
+        <w:commentReference w:id="38"/>
+      </w:r>
       <w:commentRangeEnd w:id="39"/>
       <w:r>
         <w:rPr>
@@ -2740,15 +2720,6 @@
           <w:szCs w:val="24"/>
         </w:rPr>
         <w:commentReference w:id="39"/>
-      </w:r>
-      <w:commentRangeEnd w:id="40"/>
-      <w:r>
-        <w:rPr>
-          <w:rStyle w:val="CommentReference"/>
-          <w:sz w:val="24"/>
-          <w:szCs w:val="24"/>
-        </w:rPr>
-        <w:commentReference w:id="40"/>
       </w:r>
       <w:r>
         <w:t xml:space="preserve"> for each table</w:t>
@@ -4936,16 +4907,22 @@
           </w:p>
         </w:tc>
       </w:tr>
+      <w:bookmarkEnd w:id="40"/>
     </w:tbl>
-    <w:p/>
     <w:p>
       <w:pPr>
         <w:pStyle w:val="Heading3"/>
       </w:pPr>
-      <w:bookmarkStart w:id="42" w:name="_Toc36727540"/>
+    </w:p>
+    <w:p>
+      <w:pPr>
+        <w:pStyle w:val="Heading3"/>
+      </w:pPr>
+      <w:bookmarkStart w:id="41" w:name="_Toc516474202"/>
+      <w:bookmarkStart w:id="42" w:name="_Toc36727541"/>
       <w:commentRangeStart w:id="43"/>
       <w:r>
-        <w:t xml:space="preserve"> Entity Relationship Diagram</w:t>
+        <w:t>SQL Pseudocode</w:t>
       </w:r>
       <w:bookmarkEnd w:id="41"/>
       <w:r>
@@ -4963,175 +4940,134 @@
       </w:r>
     </w:p>
     <w:p/>
+    <w:p>
+      <w:r>
+        <w:t>TABLE users</w:t>
+      </w:r>
+      <w:r>
+        <w:t xml:space="preserve"> </w:t>
+      </w:r>
+      <w:r>
+        <w:t>(</w:t>
+      </w:r>
+    </w:p>
+    <w:p>
+      <w:r>
+        <w:t xml:space="preserve">user_id </w:t>
+      </w:r>
+      <w:r>
+        <w:t>int</w:t>
+      </w:r>
+      <w:r>
+        <w:t xml:space="preserve"> primary key</w:t>
+      </w:r>
+      <w:r>
+        <w:t>,</w:t>
+      </w:r>
+    </w:p>
+    <w:p>
+      <w:r>
+        <w:t xml:space="preserve">username </w:t>
+      </w:r>
+      <w:r>
+        <w:t>string</w:t>
+      </w:r>
+      <w:r>
+        <w:t xml:space="preserve"> unique</w:t>
+      </w:r>
+      <w:r>
+        <w:t>,</w:t>
+      </w:r>
+    </w:p>
+    <w:p>
+      <w:r>
+        <w:t xml:space="preserve">password </w:t>
+      </w:r>
+      <w:r>
+        <w:t>string)</w:t>
+      </w:r>
+    </w:p>
+    <w:p/>
+    <w:p>
+      <w:r>
+        <w:t>TABLE playlists (</w:t>
+      </w:r>
+    </w:p>
+    <w:p>
+      <w:r>
+        <w:t>playlist_id</w:t>
+      </w:r>
+      <w:r>
+        <w:t xml:space="preserve"> primary key</w:t>
+      </w:r>
+    </w:p>
+    <w:p>
+      <w:r>
+        <w:t>user_id int foreign key,</w:t>
+      </w:r>
+    </w:p>
+    <w:p>
+      <w:r>
+        <w:t>playlist_name</w:t>
+      </w:r>
+      <w:r>
+        <w:t xml:space="preserve"> string,</w:t>
+      </w:r>
+    </w:p>
+    <w:p>
+      <w:r>
+        <w:t>source_platform</w:t>
+      </w:r>
+      <w:r>
+        <w:t xml:space="preserve"> string,</w:t>
+      </w:r>
+    </w:p>
+    <w:p>
+      <w:r>
+        <w:t>source_playlist_id</w:t>
+      </w:r>
+      <w:r>
+        <w:t xml:space="preserve"> string un</w:t>
+      </w:r>
+      <w:r>
+        <w:t>ique,</w:t>
+      </w:r>
+    </w:p>
+    <w:p>
+      <w:r>
+        <w:t>destination_platform</w:t>
+      </w:r>
+      <w:r>
+        <w:t xml:space="preserve"> string,</w:t>
+      </w:r>
+    </w:p>
+    <w:p>
+      <w:r>
+        <w:t>number_of_tracks</w:t>
+      </w:r>
+      <w:r>
+        <w:t xml:space="preserve"> int,</w:t>
+      </w:r>
+    </w:p>
+    <w:p>
+      <w:r>
+        <w:t>success_score</w:t>
+      </w:r>
+      <w:r>
+        <w:t xml:space="preserve"> int</w:t>
+      </w:r>
+      <w:r>
+        <w:t>)</w:t>
+      </w:r>
+    </w:p>
     <w:p/>
     <w:p/>
     <w:p/>
     <w:p/>
     <w:p/>
-    <w:p/>
-    <w:p/>
-    <w:p/>
-    <w:p/>
-    <w:p/>
-    <w:p/>
-    <w:p/>
-    <w:p/>
-    <w:p/>
-    <w:p/>
-    <w:p/>
-    <w:p/>
-    <w:p/>
-    <w:p/>
-    <w:p>
-      <w:pPr>
-        <w:pStyle w:val="Heading3"/>
-      </w:pPr>
-      <w:bookmarkStart w:id="44" w:name="_Toc516474202"/>
-      <w:bookmarkStart w:id="45" w:name="_Toc36727541"/>
-      <w:commentRangeStart w:id="46"/>
+    <w:p>
       <w:r>
         <w:lastRenderedPageBreak/>
-        <w:t>SQL Pseudocode</w:t>
-      </w:r>
-      <w:bookmarkEnd w:id="44"/>
-      <w:r>
-        <w:t xml:space="preserve"> </w:t>
-      </w:r>
-      <w:bookmarkEnd w:id="45"/>
-      <w:commentRangeEnd w:id="46"/>
-      <w:r>
-        <w:rPr>
-          <w:rStyle w:val="CommentReference"/>
-          <w:sz w:val="24"/>
-          <w:szCs w:val="24"/>
-        </w:rPr>
-        <w:commentReference w:id="46"/>
-      </w:r>
-    </w:p>
-    <w:p/>
-    <w:p>
-      <w:r>
-        <w:t>TABLE users</w:t>
-      </w:r>
-      <w:r>
-        <w:t xml:space="preserve"> </w:t>
-      </w:r>
-      <w:r>
-        <w:t>(</w:t>
-      </w:r>
-    </w:p>
-    <w:p>
-      <w:r>
-        <w:t xml:space="preserve">user_id </w:t>
-      </w:r>
-      <w:r>
-        <w:t>int</w:t>
-      </w:r>
-      <w:r>
-        <w:t xml:space="preserve"> primary key</w:t>
-      </w:r>
-      <w:r>
-        <w:t>,</w:t>
-      </w:r>
-    </w:p>
-    <w:p>
-      <w:r>
-        <w:t xml:space="preserve">username </w:t>
-      </w:r>
-      <w:r>
-        <w:t>string</w:t>
-      </w:r>
-      <w:r>
-        <w:t xml:space="preserve"> unique</w:t>
-      </w:r>
-      <w:r>
-        <w:t>,</w:t>
-      </w:r>
-    </w:p>
-    <w:p>
-      <w:r>
-        <w:t xml:space="preserve">password </w:t>
-      </w:r>
-      <w:r>
-        <w:t>string)</w:t>
-      </w:r>
-    </w:p>
-    <w:p/>
-    <w:p>
-      <w:r>
-        <w:t>TABLE playlists (</w:t>
-      </w:r>
-    </w:p>
-    <w:p>
-      <w:r>
-        <w:t>playlist_id</w:t>
-      </w:r>
-      <w:r>
-        <w:t xml:space="preserve"> primary key</w:t>
-      </w:r>
-    </w:p>
-    <w:p>
-      <w:r>
-        <w:t>user_id int foreign key,</w:t>
-      </w:r>
-    </w:p>
-    <w:p>
-      <w:r>
-        <w:t>playlist_name</w:t>
-      </w:r>
-      <w:r>
-        <w:t xml:space="preserve"> string,</w:t>
-      </w:r>
-    </w:p>
-    <w:p>
-      <w:r>
-        <w:t>source_platform</w:t>
-      </w:r>
-      <w:r>
-        <w:t xml:space="preserve"> string,</w:t>
-      </w:r>
-    </w:p>
-    <w:p>
-      <w:r>
-        <w:t>source_playlist_id</w:t>
-      </w:r>
-      <w:r>
-        <w:t xml:space="preserve"> string un</w:t>
-      </w:r>
-      <w:r>
-        <w:t>ique,</w:t>
-      </w:r>
-    </w:p>
-    <w:p>
-      <w:r>
-        <w:t>destination_platform</w:t>
-      </w:r>
-      <w:r>
-        <w:t xml:space="preserve"> string,</w:t>
-      </w:r>
-    </w:p>
-    <w:p>
-      <w:r>
-        <w:t>number_of_tracks</w:t>
-      </w:r>
-      <w:r>
-        <w:t xml:space="preserve"> int,</w:t>
-      </w:r>
-    </w:p>
-    <w:p>
-      <w:r>
-        <w:t>success_score</w:t>
-      </w:r>
-      <w:r>
-        <w:t xml:space="preserve"> int</w:t>
-      </w:r>
-      <w:r>
-        <w:t>)</w:t>
-      </w:r>
-    </w:p>
-    <w:p/>
-    <w:p>
-      <w:r>
         <w:t xml:space="preserve">TABLE </w:t>
       </w:r>
       <w:r>
@@ -5240,7 +5176,7 @@
           <w:szCs w:val="26"/>
         </w:rPr>
       </w:pPr>
-      <w:bookmarkStart w:id="47" w:name="_Toc516474203"/>
+      <w:bookmarkStart w:id="44" w:name="_Toc516474203"/>
       <w:r>
         <w:br w:type="page"/>
       </w:r>
@@ -5249,8 +5185,8 @@
       <w:pPr>
         <w:pStyle w:val="Heading2"/>
       </w:pPr>
-      <w:bookmarkStart w:id="48" w:name="_Toc36727542"/>
-      <w:commentRangeStart w:id="49"/>
+      <w:bookmarkStart w:id="45" w:name="_Toc36727542"/>
+      <w:commentRangeStart w:id="46"/>
       <w:r>
         <w:lastRenderedPageBreak/>
         <w:t xml:space="preserve">2.5 </w:t>
@@ -5267,20 +5203,20 @@
       <w:r>
         <w:t>of the Solution</w:t>
       </w:r>
-      <w:bookmarkEnd w:id="48"/>
-      <w:commentRangeEnd w:id="49"/>
+      <w:bookmarkEnd w:id="45"/>
+      <w:commentRangeEnd w:id="46"/>
       <w:r>
         <w:rPr>
           <w:rStyle w:val="CommentReference"/>
           <w:sz w:val="32"/>
           <w:szCs w:val="26"/>
         </w:rPr>
-        <w:commentReference w:id="49"/>
+        <w:commentReference w:id="46"/>
       </w:r>
     </w:p>
     <w:p/>
     <w:p>
-      <w:commentRangeStart w:id="50"/>
+      <w:commentRangeStart w:id="47"/>
       <w:r>
         <w:t xml:space="preserve">2.5.1 </w:t>
       </w:r>
@@ -5293,29 +5229,29 @@
       <w:r>
         <w:t xml:space="preserve">  </w:t>
       </w:r>
-      <w:bookmarkStart w:id="51" w:name="_Toc516474204"/>
-      <w:bookmarkEnd w:id="47"/>
-      <w:commentRangeEnd w:id="50"/>
+      <w:bookmarkStart w:id="48" w:name="_Toc516474204"/>
+      <w:bookmarkEnd w:id="44"/>
+      <w:commentRangeEnd w:id="47"/>
       <w:r>
         <w:rPr>
           <w:rStyle w:val="CommentReference"/>
           <w:sz w:val="22"/>
           <w:szCs w:val="22"/>
         </w:rPr>
-        <w:commentReference w:id="50"/>
+        <w:commentReference w:id="47"/>
       </w:r>
     </w:p>
     <w:p>
       <w:pPr>
         <w:pStyle w:val="Heading3"/>
       </w:pPr>
-      <w:bookmarkStart w:id="52" w:name="_Toc36727543"/>
+      <w:bookmarkStart w:id="49" w:name="_Toc36727543"/>
       <w:r>
         <w:rPr>
           <w:noProof/>
         </w:rPr>
         <w:drawing>
-          <wp:anchor distT="0" distB="0" distL="114300" distR="114300" simplePos="0" relativeHeight="251665920" behindDoc="1" locked="0" layoutInCell="1" allowOverlap="1" wp14:anchorId="393F4849" wp14:editId="48A3AC48">
+          <wp:anchor distT="0" distB="0" distL="114300" distR="114300" simplePos="0" relativeHeight="251659264" behindDoc="1" locked="0" layoutInCell="1" allowOverlap="1" wp14:anchorId="393F4849" wp14:editId="4756ADAC">
             <wp:simplePos x="0" y="0"/>
             <wp:positionH relativeFrom="column">
               <wp:posOffset>210820</wp:posOffset>
@@ -5338,7 +5274,7 @@
                     <pic:cNvPicPr/>
                   </pic:nvPicPr>
                   <pic:blipFill>
-                    <a:blip r:embed="rId18" cstate="print">
+                    <a:blip r:embed="rId19" cstate="print">
                       <a:extLst>
                         <a:ext uri="{28A0092B-C50C-407E-A947-70E740481C1C}">
                           <a14:useLocalDpi xmlns:a14="http://schemas.microsoft.com/office/drawing/2010/main" val="0"/>
@@ -5364,14 +5300,72 @@
           </wp:anchor>
         </w:drawing>
       </w:r>
+      <w:commentRangeStart w:id="50"/>
+      <w:r>
+        <w:t>Screen</w:t>
+      </w:r>
+      <w:r>
+        <w:t xml:space="preserve"> Design</w:t>
+      </w:r>
+      <w:bookmarkEnd w:id="48"/>
+      <w:bookmarkEnd w:id="49"/>
+      <w:commentRangeEnd w:id="50"/>
+      <w:r>
+        <w:rPr>
+          <w:rStyle w:val="CommentReference"/>
+          <w:sz w:val="24"/>
+          <w:szCs w:val="24"/>
+        </w:rPr>
+        <w:commentReference w:id="50"/>
+      </w:r>
+    </w:p>
+    <w:p/>
+    <w:p>
+      <w:r>
+        <w:t xml:space="preserve">These is the design I came up for the </w:t>
+      </w:r>
+      <w:r>
+        <w:t xml:space="preserve">Tkinter mainframe for the music shifter </w:t>
+      </w:r>
+      <w:r>
+        <w:t>program;</w:t>
+      </w:r>
+      <w:r>
+        <w:t xml:space="preserve"> </w:t>
+      </w:r>
+      <w:r>
+        <w:t xml:space="preserve">Login button will direct you to the login </w:t>
+      </w:r>
+      <w:r>
+        <w:t>frame</w:t>
+      </w:r>
+      <w:r>
+        <w:t xml:space="preserve"> while register </w:t>
+      </w:r>
+      <w:r>
+        <w:t>button</w:t>
+      </w:r>
+      <w:r>
+        <w:t xml:space="preserve"> will direct you to the </w:t>
+      </w:r>
+      <w:r>
+        <w:t>register frame</w:t>
+      </w:r>
+    </w:p>
+    <w:p>
+      <w:pPr>
+        <w:pStyle w:val="Heading3"/>
+      </w:pPr>
+      <w:bookmarkStart w:id="51" w:name="_Toc516474205"/>
+      <w:bookmarkStart w:id="52" w:name="_Toc36727544"/>
       <w:commentRangeStart w:id="53"/>
       <w:r>
-        <w:t>Screen</w:t>
-      </w:r>
-      <w:r>
-        <w:t xml:space="preserve"> Design</w:t>
+        <w:t xml:space="preserve"> Validation</w:t>
       </w:r>
       <w:bookmarkEnd w:id="51"/>
+      <w:r>
+        <w:t xml:space="preserve"> rules</w:t>
+      </w:r>
       <w:bookmarkEnd w:id="52"/>
       <w:commentRangeEnd w:id="53"/>
       <w:r>
@@ -5381,64 +5375,6 @@
           <w:szCs w:val="24"/>
         </w:rPr>
         <w:commentReference w:id="53"/>
-      </w:r>
-    </w:p>
-    <w:p/>
-    <w:p>
-      <w:r>
-        <w:t xml:space="preserve">These is the design I came up for the </w:t>
-      </w:r>
-      <w:r>
-        <w:t xml:space="preserve">Tkinter mainframe for the music shifter </w:t>
-      </w:r>
-      <w:r>
-        <w:t>program;</w:t>
-      </w:r>
-      <w:r>
-        <w:t xml:space="preserve"> </w:t>
-      </w:r>
-      <w:r>
-        <w:t xml:space="preserve">Login button will direct you to the login </w:t>
-      </w:r>
-      <w:r>
-        <w:t>frame</w:t>
-      </w:r>
-      <w:r>
-        <w:t xml:space="preserve"> while register </w:t>
-      </w:r>
-      <w:r>
-        <w:t>button</w:t>
-      </w:r>
-      <w:r>
-        <w:t xml:space="preserve"> will direct you to the </w:t>
-      </w:r>
-      <w:r>
-        <w:t>register frame</w:t>
-      </w:r>
-    </w:p>
-    <w:p>
-      <w:pPr>
-        <w:pStyle w:val="Heading3"/>
-      </w:pPr>
-      <w:bookmarkStart w:id="54" w:name="_Toc516474205"/>
-      <w:bookmarkStart w:id="55" w:name="_Toc36727544"/>
-      <w:commentRangeStart w:id="56"/>
-      <w:r>
-        <w:t xml:space="preserve"> Validation</w:t>
-      </w:r>
-      <w:bookmarkEnd w:id="54"/>
-      <w:r>
-        <w:t xml:space="preserve"> rules</w:t>
-      </w:r>
-      <w:bookmarkEnd w:id="55"/>
-      <w:commentRangeEnd w:id="56"/>
-      <w:r>
-        <w:rPr>
-          <w:rStyle w:val="CommentReference"/>
-          <w:sz w:val="24"/>
-          <w:szCs w:val="24"/>
-        </w:rPr>
-        <w:commentReference w:id="56"/>
       </w:r>
     </w:p>
     <w:tbl>
@@ -5610,8 +5546,8 @@
       <w:pPr>
         <w:pStyle w:val="Heading3"/>
       </w:pPr>
-      <w:bookmarkStart w:id="57" w:name="_Toc36727545"/>
-      <w:commentRangeStart w:id="58"/>
+      <w:bookmarkStart w:id="54" w:name="_Toc36727545"/>
+      <w:commentRangeStart w:id="55"/>
       <w:r>
         <w:t>Pseudo</w:t>
       </w:r>
@@ -5621,15 +5557,15 @@
       <w:r>
         <w:t>ode</w:t>
       </w:r>
-      <w:bookmarkEnd w:id="57"/>
-      <w:commentRangeEnd w:id="58"/>
+      <w:bookmarkEnd w:id="54"/>
+      <w:commentRangeEnd w:id="55"/>
       <w:r>
         <w:rPr>
           <w:rStyle w:val="CommentReference"/>
           <w:sz w:val="24"/>
           <w:szCs w:val="24"/>
         </w:rPr>
-        <w:commentReference w:id="58"/>
+        <w:commentReference w:id="55"/>
       </w:r>
     </w:p>
     <w:p>
@@ -5717,20 +5653,20 @@
       <w:pPr>
         <w:pStyle w:val="Heading3"/>
       </w:pPr>
-      <w:bookmarkStart w:id="59" w:name="_Toc36727547"/>
-      <w:commentRangeStart w:id="60"/>
+      <w:bookmarkStart w:id="56" w:name="_Toc36727547"/>
+      <w:commentRangeStart w:id="57"/>
       <w:r>
         <w:t xml:space="preserve">Test Plan for </w:t>
       </w:r>
-      <w:bookmarkEnd w:id="59"/>
-      <w:commentRangeEnd w:id="60"/>
+      <w:bookmarkEnd w:id="56"/>
+      <w:commentRangeEnd w:id="57"/>
       <w:r>
         <w:rPr>
           <w:rStyle w:val="CommentReference"/>
           <w:sz w:val="24"/>
           <w:szCs w:val="24"/>
         </w:rPr>
-        <w:commentReference w:id="60"/>
+        <w:commentReference w:id="57"/>
       </w:r>
       <w:r>
         <w:t>main frame</w:t>
@@ -5896,41 +5832,41 @@
       </w:tr>
     </w:tbl>
     <w:p>
-      <w:commentRangeStart w:id="61"/>
+      <w:commentRangeStart w:id="58"/>
       <w:r>
         <w:lastRenderedPageBreak/>
         <w:t xml:space="preserve">2.5.2 Login Registration Frame </w:t>
       </w:r>
-      <w:commentRangeEnd w:id="61"/>
+      <w:commentRangeEnd w:id="58"/>
       <w:r>
         <w:rPr>
           <w:rStyle w:val="CommentReference"/>
           <w:sz w:val="22"/>
           <w:szCs w:val="22"/>
         </w:rPr>
-        <w:commentReference w:id="61"/>
+        <w:commentReference w:id="58"/>
       </w:r>
     </w:p>
     <w:p>
       <w:pPr>
         <w:pStyle w:val="Heading3"/>
       </w:pPr>
-      <w:bookmarkStart w:id="62" w:name="_Toc36727553"/>
+      <w:bookmarkStart w:id="59" w:name="_Toc36727553"/>
       <w:r>
         <w:t>Form Design and Layout</w:t>
       </w:r>
-      <w:bookmarkEnd w:id="62"/>
+      <w:bookmarkEnd w:id="59"/>
     </w:p>
     <w:p/>
     <w:p>
       <w:pPr>
         <w:pStyle w:val="Heading3"/>
       </w:pPr>
-      <w:bookmarkStart w:id="63" w:name="_Toc36727554"/>
+      <w:bookmarkStart w:id="60" w:name="_Toc36727554"/>
       <w:r>
         <w:t>Validation rules</w:t>
       </w:r>
-      <w:bookmarkEnd w:id="63"/>
+      <w:bookmarkEnd w:id="60"/>
     </w:p>
     <w:p>
       <w:r>
@@ -6674,7 +6610,7 @@
       <w:r>
         <w:t xml:space="preserve"> </w:t>
       </w:r>
-      <w:bookmarkStart w:id="64" w:name="_Toc36727555"/>
+      <w:bookmarkStart w:id="61" w:name="_Toc36727555"/>
       <w:r>
         <w:t>Pseudo</w:t>
       </w:r>
@@ -6684,7 +6620,7 @@
       <w:r>
         <w:t>ode</w:t>
       </w:r>
-      <w:bookmarkEnd w:id="64"/>
+      <w:bookmarkEnd w:id="61"/>
     </w:p>
     <w:p>
       <w:r>
@@ -6758,10 +6694,7 @@
         <w:t xml:space="preserve"> submit </w:t>
       </w:r>
       <w:r>
-        <w:t>IS</w:t>
-      </w:r>
-      <w:r>
-        <w:t xml:space="preserve"> </w:t>
+        <w:t xml:space="preserve">IS </w:t>
       </w:r>
       <w:r>
         <w:t>PRESSED</w:t>
@@ -6786,10 +6719,7 @@
         <w:t xml:space="preserve">IF username </w:t>
       </w:r>
       <w:r>
-        <w:t>IS</w:t>
-      </w:r>
-      <w:r>
-        <w:t xml:space="preserve"> </w:t>
+        <w:t xml:space="preserve">IS </w:t>
       </w:r>
       <w:r>
         <w:t>CHAR MORE THAN 4 LESS THAN 8</w:t>
@@ -6808,10 +6738,7 @@
         <w:t xml:space="preserve">IF password </w:t>
       </w:r>
       <w:r>
-        <w:t>IS</w:t>
-      </w:r>
-      <w:r>
-        <w:t xml:space="preserve"> </w:t>
+        <w:t xml:space="preserve">IS </w:t>
       </w:r>
       <w:r>
         <w:t>CHAR MORE THAN 8 LESS THAN 12</w:t>
@@ -6868,13 +6795,7 @@
         <w:t>IF LOGIN BUTTON</w:t>
       </w:r>
       <w:r>
-        <w:t xml:space="preserve"> </w:t>
-      </w:r>
-      <w:r>
-        <w:t>IS</w:t>
-      </w:r>
-      <w:r>
-        <w:t xml:space="preserve"> PRESSED</w:t>
+        <w:t xml:space="preserve"> IS PRESSED</w:t>
       </w:r>
     </w:p>
     <w:p>
@@ -6975,13 +6896,7 @@
     <w:p/>
     <w:p>
       <w:r>
-        <w:t xml:space="preserve">Function </w:t>
-      </w:r>
-      <w:r>
-        <w:t>login</w:t>
-      </w:r>
-      <w:r>
-        <w:t xml:space="preserve"> ()</w:t>
+        <w:t>Function login ()</w:t>
       </w:r>
     </w:p>
     <w:p>
@@ -7164,10 +7079,7 @@
         <w:t xml:space="preserve">IF cancel </w:t>
       </w:r>
       <w:r>
-        <w:t>IS</w:t>
-      </w:r>
-      <w:r>
-        <w:t xml:space="preserve"> </w:t>
+        <w:t xml:space="preserve">IS </w:t>
       </w:r>
       <w:r>
         <w:t>PRESSED</w:t>
@@ -7198,12 +7110,12 @@
       <w:pPr>
         <w:pStyle w:val="Heading3"/>
       </w:pPr>
-      <w:bookmarkStart w:id="65" w:name="_Toc36727557"/>
+      <w:bookmarkStart w:id="62" w:name="_Toc36727557"/>
       <w:r>
         <w:lastRenderedPageBreak/>
         <w:t>Test Plan</w:t>
       </w:r>
-      <w:bookmarkEnd w:id="65"/>
+      <w:bookmarkEnd w:id="62"/>
     </w:p>
     <w:p/>
     <w:tbl>
@@ -7367,31 +7279,10 @@
               <w:cnfStyle w:val="000000000000" w:firstRow="0" w:lastRow="0" w:firstColumn="0" w:lastColumn="0" w:oddVBand="0" w:evenVBand="0" w:oddHBand="0" w:evenHBand="0" w:firstRowFirstColumn="0" w:firstRowLastColumn="0" w:lastRowFirstColumn="0" w:lastRowLastColumn="0"/>
             </w:pPr>
             <w:r>
-              <w:t>Password should be validated</w:t>
-            </w:r>
-            <w:r>
-              <w:t xml:space="preserve"> as being more than </w:t>
-            </w:r>
-            <w:r>
-              <w:t>8</w:t>
-            </w:r>
-            <w:r>
-              <w:t xml:space="preserve"> characters and less than </w:t>
-            </w:r>
-            <w:r>
-              <w:t>12</w:t>
-            </w:r>
-            <w:r>
-              <w:t xml:space="preserve"> and should prompt the user an error message if </w:t>
-            </w:r>
-            <w:r>
-              <w:t>the validation rule hasn’t been met</w:t>
-            </w:r>
-            <w:r>
-              <w:t xml:space="preserve"> </w:t>
-            </w:r>
-            <w:r>
-              <w:t>and be specific on the reason for the error caused</w:t>
+              <w:t>Password should be validated as being more than 8 characters and less than 12 and should prompt the user an error message if the validation rule hasn’t been met</w:t>
+            </w:r>
+            <w:r>
+              <w:t xml:space="preserve"> and be specific on the reason for the error caused</w:t>
             </w:r>
           </w:p>
         </w:tc>
@@ -7595,13 +7486,7 @@
               <w:cnfStyle w:val="000000000000" w:firstRow="0" w:lastRow="0" w:firstColumn="0" w:lastColumn="0" w:oddVBand="0" w:evenVBand="0" w:oddHBand="0" w:evenHBand="0" w:firstRowFirstColumn="0" w:firstRowLastColumn="0" w:lastRowFirstColumn="0" w:lastRowLastColumn="0"/>
             </w:pPr>
             <w:r>
-              <w:t xml:space="preserve">Both register frame and login frame should let the user enter their </w:t>
-            </w:r>
-            <w:r>
-              <w:t>password</w:t>
-            </w:r>
-            <w:r>
-              <w:t xml:space="preserve"> in this field</w:t>
+              <w:t>Both register frame and login frame should let the user enter their password in this field</w:t>
             </w:r>
           </w:p>
         </w:tc>
@@ -7735,7 +7620,7 @@
     <w:p/>
     <w:p/>
     <w:p>
-      <w:commentRangeStart w:id="66"/>
+      <w:commentRangeStart w:id="63"/>
       <w:r>
         <w:lastRenderedPageBreak/>
         <w:t>2.5.</w:t>
@@ -7746,14 +7631,14 @@
       <w:r>
         <w:t xml:space="preserve"> </w:t>
       </w:r>
-      <w:commentRangeEnd w:id="66"/>
+      <w:commentRangeEnd w:id="63"/>
       <w:r>
         <w:rPr>
           <w:rStyle w:val="CommentReference"/>
           <w:sz w:val="22"/>
           <w:szCs w:val="22"/>
         </w:rPr>
-        <w:commentReference w:id="66"/>
+        <w:commentReference w:id="63"/>
       </w:r>
       <w:r>
         <w:t>User authentication frame</w:t>
@@ -7763,32 +7648,81 @@
       <w:pPr>
         <w:pStyle w:val="Heading3"/>
       </w:pPr>
-      <w:bookmarkStart w:id="67" w:name="_Toc36727548"/>
+      <w:bookmarkStart w:id="64" w:name="_Toc36727548"/>
       <w:r>
         <w:t>Form Design and Layout</w:t>
       </w:r>
-      <w:bookmarkEnd w:id="67"/>
-    </w:p>
-    <w:p>
-      <w:r>
-        <w:tab/>
-      </w:r>
-      <w:r>
-        <w:rPr>
-          <w:highlight w:val="yellow"/>
-        </w:rPr>
-        <w:t>diagram</w:t>
+      <w:bookmarkEnd w:id="64"/>
+    </w:p>
+    <w:p>
+      <w:r>
+        <w:drawing>
+          <wp:inline distT="0" distB="0" distL="0" distR="0" wp14:anchorId="55EA5C74" wp14:editId="4455391D">
+            <wp:extent cx="3979919" cy="1731818"/>
+            <wp:effectExtent l="0" t="0" r="1905" b="1905"/>
+            <wp:docPr id="873217317" name="Picture 1"/>
+            <wp:cNvGraphicFramePr>
+              <a:graphicFrameLocks xmlns:a="http://schemas.openxmlformats.org/drawingml/2006/main" noChangeAspect="1"/>
+            </wp:cNvGraphicFramePr>
+            <a:graphic xmlns:a="http://schemas.openxmlformats.org/drawingml/2006/main">
+              <a:graphicData uri="http://schemas.openxmlformats.org/drawingml/2006/picture">
+                <pic:pic xmlns:pic="http://schemas.openxmlformats.org/drawingml/2006/picture">
+                  <pic:nvPicPr>
+                    <pic:cNvPr id="873217317" name=""/>
+                    <pic:cNvPicPr/>
+                  </pic:nvPicPr>
+                  <pic:blipFill rotWithShape="1">
+                    <a:blip r:embed="rId20">
+                      <a:extLst>
+                        <a:ext uri="{BEBA8EAE-BF5A-486C-A8C5-ECC9F3942E4B}">
+                          <a14:imgProps xmlns:a14="http://schemas.microsoft.com/office/drawing/2010/main">
+                            <a14:imgLayer r:embed="rId21">
+                              <a14:imgEffect>
+                                <a14:saturation sat="0"/>
+                              </a14:imgEffect>
+                            </a14:imgLayer>
+                          </a14:imgProps>
+                        </a:ext>
+                      </a:extLst>
+                    </a:blip>
+                    <a:srcRect b="57374"/>
+                    <a:stretch>
+                      <a:fillRect/>
+                    </a:stretch>
+                  </pic:blipFill>
+                  <pic:spPr bwMode="auto">
+                    <a:xfrm>
+                      <a:off x="0" y="0"/>
+                      <a:ext cx="4002353" cy="1741580"/>
+                    </a:xfrm>
+                    <a:prstGeom prst="rect">
+                      <a:avLst/>
+                    </a:prstGeom>
+                    <a:ln>
+                      <a:noFill/>
+                    </a:ln>
+                    <a:extLst>
+                      <a:ext uri="{53640926-AAD7-44D8-BBD7-CCE9431645EC}">
+                        <a14:shadowObscured xmlns:a14="http://schemas.microsoft.com/office/drawing/2010/main"/>
+                      </a:ext>
+                    </a:extLst>
+                  </pic:spPr>
+                </pic:pic>
+              </a:graphicData>
+            </a:graphic>
+          </wp:inline>
+        </w:drawing>
       </w:r>
     </w:p>
     <w:p>
       <w:pPr>
         <w:pStyle w:val="Heading3"/>
       </w:pPr>
-      <w:bookmarkStart w:id="68" w:name="_Toc36727549"/>
+      <w:bookmarkStart w:id="65" w:name="_Toc36727549"/>
       <w:r>
         <w:t>Justification of Validation rules</w:t>
       </w:r>
-      <w:bookmarkEnd w:id="68"/>
+      <w:bookmarkEnd w:id="65"/>
     </w:p>
     <w:tbl>
       <w:tblPr>
@@ -8112,7 +8046,7 @@
       <w:pPr>
         <w:pStyle w:val="Heading3"/>
       </w:pPr>
-      <w:bookmarkStart w:id="69" w:name="_Toc36727550"/>
+      <w:bookmarkStart w:id="66" w:name="_Toc36727550"/>
       <w:r>
         <w:t>Pseudo</w:t>
       </w:r>
@@ -8122,7 +8056,7 @@
       <w:r>
         <w:t>ode</w:t>
       </w:r>
-      <w:bookmarkEnd w:id="69"/>
+      <w:bookmarkEnd w:id="66"/>
     </w:p>
     <w:p>
       <w:r>
@@ -8174,10 +8108,7 @@
         <w:t xml:space="preserve">IF Spotify </w:t>
       </w:r>
       <w:r>
-        <w:t>IS</w:t>
-      </w:r>
-      <w:r>
-        <w:t xml:space="preserve"> </w:t>
+        <w:t xml:space="preserve">IS </w:t>
       </w:r>
       <w:r>
         <w:t>PRESSED</w:t>
@@ -8213,10 +8144,7 @@
         <w:t xml:space="preserve">IF Spotify </w:t>
       </w:r>
       <w:r>
-        <w:t>IS</w:t>
-      </w:r>
-      <w:r>
-        <w:t xml:space="preserve"> </w:t>
+        <w:t xml:space="preserve">IS </w:t>
       </w:r>
       <w:r>
         <w:t>SUCCESS</w:t>
@@ -8273,10 +8201,7 @@
         <w:t>IF YouTube Music</w:t>
       </w:r>
       <w:r>
-        <w:t xml:space="preserve"> </w:t>
-      </w:r>
-      <w:r>
-        <w:t>IS</w:t>
+        <w:t xml:space="preserve"> IS</w:t>
       </w:r>
       <w:r>
         <w:t xml:space="preserve"> PRESSED</w:t>
@@ -8309,10 +8234,7 @@
         <w:t xml:space="preserve">IF YT_Music </w:t>
       </w:r>
       <w:r>
-        <w:t>IS</w:t>
-      </w:r>
-      <w:r>
-        <w:t xml:space="preserve"> </w:t>
+        <w:t xml:space="preserve">IS </w:t>
       </w:r>
       <w:r>
         <w:t>SUCCESS</w:t>
@@ -8366,13 +8288,11 @@
         <w:ind w:firstLine="720"/>
       </w:pPr>
       <w:r>
+        <w:lastRenderedPageBreak/>
         <w:t xml:space="preserve">IF Spotify AND YT_Music </w:t>
       </w:r>
       <w:r>
-        <w:t>IS</w:t>
-      </w:r>
-      <w:r>
-        <w:t xml:space="preserve"> </w:t>
+        <w:t xml:space="preserve">IS </w:t>
       </w:r>
       <w:r>
         <w:t>SUCCESS</w:t>
@@ -8424,12 +8344,11 @@
       <w:pPr>
         <w:pStyle w:val="Heading3"/>
       </w:pPr>
-      <w:bookmarkStart w:id="70" w:name="_Toc36727552"/>
-      <w:r>
-        <w:lastRenderedPageBreak/>
+      <w:bookmarkStart w:id="67" w:name="_Toc36727552"/>
+      <w:r>
         <w:t>Test Plan</w:t>
       </w:r>
-      <w:bookmarkEnd w:id="70"/>
+      <w:bookmarkEnd w:id="67"/>
     </w:p>
     <w:tbl>
       <w:tblPr>
@@ -8625,18 +8544,18 @@
     </w:tbl>
     <w:p/>
     <w:p>
-      <w:commentRangeStart w:id="71"/>
+      <w:commentRangeStart w:id="68"/>
       <w:r>
         <w:t xml:space="preserve">2.5.4 </w:t>
       </w:r>
-      <w:commentRangeEnd w:id="71"/>
+      <w:commentRangeEnd w:id="68"/>
       <w:r>
         <w:rPr>
           <w:rStyle w:val="CommentReference"/>
           <w:sz w:val="22"/>
           <w:szCs w:val="22"/>
         </w:rPr>
-        <w:commentReference w:id="71"/>
+        <w:commentReference w:id="68"/>
       </w:r>
       <w:r>
         <w:t>Transfer Frame</w:t>
@@ -8646,32 +8565,77 @@
       <w:pPr>
         <w:pStyle w:val="Heading3"/>
       </w:pPr>
-      <w:bookmarkStart w:id="72" w:name="_Toc36727558"/>
+      <w:bookmarkStart w:id="69" w:name="_Toc36727558"/>
       <w:r>
         <w:t>Form Design and Layout</w:t>
       </w:r>
-      <w:bookmarkEnd w:id="72"/>
-    </w:p>
-    <w:p>
-      <w:pPr>
-        <w:ind w:firstLine="720"/>
-      </w:pPr>
+      <w:bookmarkEnd w:id="69"/>
+    </w:p>
+    <w:p>
+      <w:pPr>
+        <w:pStyle w:val="Heading3"/>
+      </w:pPr>
+      <w:bookmarkStart w:id="70" w:name="_Toc36727559"/>
       <w:r>
         <w:rPr>
-          <w:highlight w:val="yellow"/>
+          <w:rFonts w:asciiTheme="minorHAnsi" w:eastAsiaTheme="minorHAnsi" w:hAnsiTheme="minorHAnsi" w:cstheme="minorBidi"/>
+          <w:b w:val="0"/>
+          <w:color w:val="auto"/>
+          <w:sz w:val="22"/>
+          <w:szCs w:val="22"/>
         </w:rPr>
-        <w:t>diagram</w:t>
-      </w:r>
-    </w:p>
-    <w:p>
-      <w:pPr>
-        <w:pStyle w:val="Heading3"/>
-      </w:pPr>
-      <w:bookmarkStart w:id="73" w:name="_Toc36727559"/>
+        <w:drawing>
+          <wp:inline distT="0" distB="0" distL="0" distR="0" wp14:anchorId="64270802" wp14:editId="2983D400">
+            <wp:extent cx="5731510" cy="1228090"/>
+            <wp:effectExtent l="0" t="0" r="2540" b="0"/>
+            <wp:docPr id="103388434" name="Picture 1"/>
+            <wp:cNvGraphicFramePr>
+              <a:graphicFrameLocks xmlns:a="http://schemas.openxmlformats.org/drawingml/2006/main" noChangeAspect="1"/>
+            </wp:cNvGraphicFramePr>
+            <a:graphic xmlns:a="http://schemas.openxmlformats.org/drawingml/2006/main">
+              <a:graphicData uri="http://schemas.openxmlformats.org/drawingml/2006/picture">
+                <pic:pic xmlns:pic="http://schemas.openxmlformats.org/drawingml/2006/picture">
+                  <pic:nvPicPr>
+                    <pic:cNvPr id="103388434" name=""/>
+                    <pic:cNvPicPr/>
+                  </pic:nvPicPr>
+                  <pic:blipFill>
+                    <a:blip r:embed="rId22">
+                      <a:extLst>
+                        <a:ext uri="{BEBA8EAE-BF5A-486C-A8C5-ECC9F3942E4B}">
+                          <a14:imgProps xmlns:a14="http://schemas.microsoft.com/office/drawing/2010/main">
+                            <a14:imgLayer r:embed="rId23">
+                              <a14:imgEffect>
+                                <a14:saturation sat="0"/>
+                              </a14:imgEffect>
+                            </a14:imgLayer>
+                          </a14:imgProps>
+                        </a:ext>
+                      </a:extLst>
+                    </a:blip>
+                    <a:stretch>
+                      <a:fillRect/>
+                    </a:stretch>
+                  </pic:blipFill>
+                  <pic:spPr>
+                    <a:xfrm>
+                      <a:off x="0" y="0"/>
+                      <a:ext cx="5731510" cy="1228090"/>
+                    </a:xfrm>
+                    <a:prstGeom prst="rect">
+                      <a:avLst/>
+                    </a:prstGeom>
+                  </pic:spPr>
+                </pic:pic>
+              </a:graphicData>
+            </a:graphic>
+          </wp:inline>
+        </w:drawing>
+      </w:r>
       <w:r>
         <w:t>Validation rules</w:t>
       </w:r>
-      <w:bookmarkEnd w:id="73"/>
+      <w:bookmarkEnd w:id="70"/>
     </w:p>
     <w:tbl>
       <w:tblPr>
@@ -9029,13 +8993,14 @@
               <w:t xml:space="preserve"> </w:t>
             </w:r>
             <w:r>
-              <w:t>checkbox</w:t>
-            </w:r>
-            <w:r>
-              <w:t xml:space="preserve"> </w:t>
-            </w:r>
-            <w:r>
-              <w:t>for each playlist that user has and will consist a scrollbar in case user has many playlists</w:t>
+              <w:t xml:space="preserve">checkbox </w:t>
+            </w:r>
+            <w:r>
+              <w:t xml:space="preserve">for each </w:t>
+            </w:r>
+            <w:r>
+              <w:lastRenderedPageBreak/>
+              <w:t>playlist that user has</w:t>
             </w:r>
           </w:p>
         </w:tc>
@@ -9210,7 +9175,6 @@
         <w:pStyle w:val="Heading3"/>
       </w:pPr>
       <w:r>
-        <w:lastRenderedPageBreak/>
         <w:t xml:space="preserve"> </w:t>
       </w:r>
       <w:r>
@@ -9276,10 +9240,7 @@
         <w:t xml:space="preserve">IF back </w:t>
       </w:r>
       <w:r>
-        <w:t>IS</w:t>
-      </w:r>
-      <w:r>
-        <w:t xml:space="preserve"> </w:t>
+        <w:t xml:space="preserve">IS </w:t>
       </w:r>
       <w:r>
         <w:t>PRESSED</w:t>
@@ -9553,11 +9514,11 @@
       <w:pPr>
         <w:pStyle w:val="Heading3"/>
       </w:pPr>
-      <w:bookmarkStart w:id="74" w:name="_Toc36727562"/>
+      <w:bookmarkStart w:id="71" w:name="_Toc36727562"/>
       <w:r>
         <w:t>Test Plan</w:t>
       </w:r>
-      <w:bookmarkEnd w:id="74"/>
+      <w:bookmarkEnd w:id="71"/>
     </w:p>
     <w:tbl>
       <w:tblPr>
@@ -9691,7 +9652,11 @@
               <w:t>items</w:t>
             </w:r>
             <w:r>
-              <w:t xml:space="preserve"> is ticked and if that’s the case it should get all of the playlists and display them as check boxes</w:t>
+              <w:t xml:space="preserve"> is ticked </w:t>
+            </w:r>
+            <w:r>
+              <w:lastRenderedPageBreak/>
+              <w:t>and if that’s the case it should get all of the playlists and display them as check boxes</w:t>
             </w:r>
             <w:r>
               <w:t xml:space="preserve"> or raise an error if not</w:t>
@@ -9830,19 +9795,18 @@
       </w:tr>
     </w:tbl>
     <w:p>
-      <w:commentRangeStart w:id="75"/>
-      <w:r>
-        <w:lastRenderedPageBreak/>
+      <w:commentRangeStart w:id="72"/>
+      <w:r>
         <w:t xml:space="preserve">2.5.5 </w:t>
       </w:r>
-      <w:commentRangeEnd w:id="75"/>
+      <w:commentRangeEnd w:id="72"/>
       <w:r>
         <w:rPr>
           <w:rStyle w:val="CommentReference"/>
           <w:sz w:val="22"/>
           <w:szCs w:val="22"/>
         </w:rPr>
-        <w:commentReference w:id="75"/>
+        <w:commentReference w:id="72"/>
       </w:r>
       <w:r>
         <w:t>Insight</w:t>
@@ -9856,87 +9820,565 @@
         <w:pStyle w:val="Heading3"/>
       </w:pPr>
       <w:r>
-        <w:t>Form Design and Layout</w:t>
-      </w:r>
-    </w:p>
+        <w:t>Validation rules</w:t>
+      </w:r>
+    </w:p>
+    <w:tbl>
+      <w:tblPr>
+        <w:tblStyle w:val="GridTable4"/>
+        <w:tblW w:w="8930" w:type="dxa"/>
+        <w:tblInd w:w="392" w:type="dxa"/>
+        <w:tblLook w:val="04A0" w:firstRow="1" w:lastRow="0" w:firstColumn="1" w:lastColumn="0" w:noHBand="0" w:noVBand="1"/>
+      </w:tblPr>
+      <w:tblGrid>
+        <w:gridCol w:w="1918"/>
+        <w:gridCol w:w="2310"/>
+        <w:gridCol w:w="4702"/>
+      </w:tblGrid>
+      <w:tr>
+        <w:trPr>
+          <w:cnfStyle w:val="100000000000" w:firstRow="1" w:lastRow="0" w:firstColumn="0" w:lastColumn="0" w:oddVBand="0" w:evenVBand="0" w:oddHBand="0" w:evenHBand="0" w:firstRowFirstColumn="0" w:firstRowLastColumn="0" w:lastRowFirstColumn="0" w:lastRowLastColumn="0"/>
+        </w:trPr>
+        <w:tc>
+          <w:tcPr>
+            <w:cnfStyle w:val="001000000000" w:firstRow="0" w:lastRow="0" w:firstColumn="1" w:lastColumn="0" w:oddVBand="0" w:evenVBand="0" w:oddHBand="0" w:evenHBand="0" w:firstRowFirstColumn="0" w:firstRowLastColumn="0" w:lastRowFirstColumn="0" w:lastRowLastColumn="0"/>
+            <w:tcW w:w="1918" w:type="dxa"/>
+          </w:tcPr>
+          <w:p>
+            <w:pPr>
+              <w:jc w:val="center"/>
+            </w:pPr>
+            <w:r>
+              <w:t>Item</w:t>
+            </w:r>
+          </w:p>
+        </w:tc>
+        <w:tc>
+          <w:tcPr>
+            <w:tcW w:w="2310" w:type="dxa"/>
+          </w:tcPr>
+          <w:p>
+            <w:pPr>
+              <w:jc w:val="center"/>
+              <w:cnfStyle w:val="100000000000" w:firstRow="1" w:lastRow="0" w:firstColumn="0" w:lastColumn="0" w:oddVBand="0" w:evenVBand="0" w:oddHBand="0" w:evenHBand="0" w:firstRowFirstColumn="0" w:firstRowLastColumn="0" w:lastRowFirstColumn="0" w:lastRowLastColumn="0"/>
+            </w:pPr>
+            <w:r>
+              <w:t>Data Type</w:t>
+            </w:r>
+          </w:p>
+        </w:tc>
+        <w:tc>
+          <w:tcPr>
+            <w:tcW w:w="4702" w:type="dxa"/>
+          </w:tcPr>
+          <w:p>
+            <w:pPr>
+              <w:jc w:val="center"/>
+              <w:cnfStyle w:val="100000000000" w:firstRow="1" w:lastRow="0" w:firstColumn="0" w:lastColumn="0" w:oddVBand="0" w:evenVBand="0" w:oddHBand="0" w:evenHBand="0" w:firstRowFirstColumn="0" w:firstRowLastColumn="0" w:lastRowFirstColumn="0" w:lastRowLastColumn="0"/>
+            </w:pPr>
+            <w:r>
+              <w:t>Justification</w:t>
+            </w:r>
+          </w:p>
+        </w:tc>
+      </w:tr>
+      <w:tr>
+        <w:trPr>
+          <w:cnfStyle w:val="000000100000" w:firstRow="0" w:lastRow="0" w:firstColumn="0" w:lastColumn="0" w:oddVBand="0" w:evenVBand="0" w:oddHBand="1" w:evenHBand="0" w:firstRowFirstColumn="0" w:firstRowLastColumn="0" w:lastRowFirstColumn="0" w:lastRowLastColumn="0"/>
+        </w:trPr>
+        <w:tc>
+          <w:tcPr>
+            <w:cnfStyle w:val="001000000000" w:firstRow="0" w:lastRow="0" w:firstColumn="1" w:lastColumn="0" w:oddVBand="0" w:evenVBand="0" w:oddHBand="0" w:evenHBand="0" w:firstRowFirstColumn="0" w:firstRowLastColumn="0" w:lastRowFirstColumn="0" w:lastRowLastColumn="0"/>
+            <w:tcW w:w="1918" w:type="dxa"/>
+          </w:tcPr>
+          <w:p>
+            <w:pPr>
+              <w:rPr>
+                <w:b w:val="0"/>
+                <w:bCs w:val="0"/>
+              </w:rPr>
+            </w:pPr>
+            <w:r>
+              <w:rPr>
+                <w:b w:val="0"/>
+                <w:bCs w:val="0"/>
+              </w:rPr>
+              <w:t>Graph</w:t>
+            </w:r>
+          </w:p>
+        </w:tc>
+        <w:tc>
+          <w:tcPr>
+            <w:tcW w:w="2310" w:type="dxa"/>
+          </w:tcPr>
+          <w:p>
+            <w:pPr>
+              <w:cnfStyle w:val="000000100000" w:firstRow="0" w:lastRow="0" w:firstColumn="0" w:lastColumn="0" w:oddVBand="0" w:evenVBand="0" w:oddHBand="1" w:evenHBand="0" w:firstRowFirstColumn="0" w:firstRowLastColumn="0" w:lastRowFirstColumn="0" w:lastRowLastColumn="0"/>
+            </w:pPr>
+            <w:r>
+              <w:t>Graph</w:t>
+            </w:r>
+          </w:p>
+        </w:tc>
+        <w:tc>
+          <w:tcPr>
+            <w:tcW w:w="4702" w:type="dxa"/>
+          </w:tcPr>
+          <w:p>
+            <w:pPr>
+              <w:cnfStyle w:val="000000100000" w:firstRow="0" w:lastRow="0" w:firstColumn="0" w:lastColumn="0" w:oddVBand="0" w:evenVBand="0" w:oddHBand="1" w:evenHBand="0" w:firstRowFirstColumn="0" w:firstRowLastColumn="0" w:lastRowFirstColumn="0" w:lastRowLastColumn="0"/>
+            </w:pPr>
+            <w:r>
+              <w:t>Will display a Artist popularity graph with Spotify popularity and YouTube music views by the size of the bubble in a scatter graph</w:t>
+            </w:r>
+          </w:p>
+        </w:tc>
+      </w:tr>
+      <w:tr>
+        <w:tc>
+          <w:tcPr>
+            <w:cnfStyle w:val="001000000000" w:firstRow="0" w:lastRow="0" w:firstColumn="1" w:lastColumn="0" w:oddVBand="0" w:evenVBand="0" w:oddHBand="0" w:evenHBand="0" w:firstRowFirstColumn="0" w:firstRowLastColumn="0" w:lastRowFirstColumn="0" w:lastRowLastColumn="0"/>
+            <w:tcW w:w="1918" w:type="dxa"/>
+          </w:tcPr>
+          <w:p>
+            <w:pPr>
+              <w:rPr>
+                <w:b w:val="0"/>
+                <w:bCs w:val="0"/>
+              </w:rPr>
+            </w:pPr>
+            <w:r>
+              <w:rPr>
+                <w:b w:val="0"/>
+                <w:bCs w:val="0"/>
+              </w:rPr>
+              <w:t>Back</w:t>
+            </w:r>
+          </w:p>
+        </w:tc>
+        <w:tc>
+          <w:tcPr>
+            <w:tcW w:w="2310" w:type="dxa"/>
+          </w:tcPr>
+          <w:p>
+            <w:pPr>
+              <w:cnfStyle w:val="000000000000" w:firstRow="0" w:lastRow="0" w:firstColumn="0" w:lastColumn="0" w:oddVBand="0" w:evenVBand="0" w:oddHBand="0" w:evenHBand="0" w:firstRowFirstColumn="0" w:firstRowLastColumn="0" w:lastRowFirstColumn="0" w:lastRowLastColumn="0"/>
+            </w:pPr>
+            <w:r>
+              <w:t>Button</w:t>
+            </w:r>
+          </w:p>
+        </w:tc>
+        <w:tc>
+          <w:tcPr>
+            <w:tcW w:w="4702" w:type="dxa"/>
+          </w:tcPr>
+          <w:p>
+            <w:pPr>
+              <w:cnfStyle w:val="000000000000" w:firstRow="0" w:lastRow="0" w:firstColumn="0" w:lastColumn="0" w:oddVBand="0" w:evenVBand="0" w:oddHBand="0" w:evenHBand="0" w:firstRowFirstColumn="0" w:firstRowLastColumn="0" w:lastRowFirstColumn="0" w:lastRowLastColumn="0"/>
+            </w:pPr>
+            <w:r>
+              <w:t>Will send the user to the frame before (</w:t>
+            </w:r>
+            <w:r>
+              <w:t>transfer track</w:t>
+            </w:r>
+            <w:r>
+              <w:t xml:space="preserve"> frame)</w:t>
+            </w:r>
+          </w:p>
+        </w:tc>
+      </w:tr>
+      <w:tr>
+        <w:trPr>
+          <w:cnfStyle w:val="000000100000" w:firstRow="0" w:lastRow="0" w:firstColumn="0" w:lastColumn="0" w:oddVBand="0" w:evenVBand="0" w:oddHBand="1" w:evenHBand="0" w:firstRowFirstColumn="0" w:firstRowLastColumn="0" w:lastRowFirstColumn="0" w:lastRowLastColumn="0"/>
+        </w:trPr>
+        <w:tc>
+          <w:tcPr>
+            <w:cnfStyle w:val="001000000000" w:firstRow="0" w:lastRow="0" w:firstColumn="1" w:lastColumn="0" w:oddVBand="0" w:evenVBand="0" w:oddHBand="0" w:evenHBand="0" w:firstRowFirstColumn="0" w:firstRowLastColumn="0" w:lastRowFirstColumn="0" w:lastRowLastColumn="0"/>
+            <w:tcW w:w="1918" w:type="dxa"/>
+          </w:tcPr>
+          <w:p>
+            <w:pPr>
+              <w:rPr>
+                <w:b w:val="0"/>
+                <w:bCs w:val="0"/>
+              </w:rPr>
+            </w:pPr>
+            <w:r>
+              <w:rPr>
+                <w:b w:val="0"/>
+                <w:bCs w:val="0"/>
+              </w:rPr>
+              <w:t>Exit</w:t>
+            </w:r>
+          </w:p>
+        </w:tc>
+        <w:tc>
+          <w:tcPr>
+            <w:tcW w:w="2310" w:type="dxa"/>
+          </w:tcPr>
+          <w:p>
+            <w:pPr>
+              <w:cnfStyle w:val="000000100000" w:firstRow="0" w:lastRow="0" w:firstColumn="0" w:lastColumn="0" w:oddVBand="0" w:evenVBand="0" w:oddHBand="1" w:evenHBand="0" w:firstRowFirstColumn="0" w:firstRowLastColumn="0" w:lastRowFirstColumn="0" w:lastRowLastColumn="0"/>
+            </w:pPr>
+            <w:r>
+              <w:t>Button</w:t>
+            </w:r>
+          </w:p>
+        </w:tc>
+        <w:tc>
+          <w:tcPr>
+            <w:tcW w:w="4702" w:type="dxa"/>
+          </w:tcPr>
+          <w:p>
+            <w:pPr>
+              <w:cnfStyle w:val="000000100000" w:firstRow="0" w:lastRow="0" w:firstColumn="0" w:lastColumn="0" w:oddVBand="0" w:evenVBand="0" w:oddHBand="1" w:evenHBand="0" w:firstRowFirstColumn="0" w:firstRowLastColumn="0" w:lastRowFirstColumn="0" w:lastRowLastColumn="0"/>
+            </w:pPr>
+            <w:r>
+              <w:t>This will destroy the main frame and clear the playlists and tracks tables</w:t>
+            </w:r>
+          </w:p>
+        </w:tc>
+      </w:tr>
+    </w:tbl>
     <w:p/>
     <w:p>
       <w:pPr>
         <w:pStyle w:val="Heading3"/>
       </w:pPr>
       <w:r>
-        <w:t>Validation rules</w:t>
-      </w:r>
-    </w:p>
-    <w:p/>
-    <w:p/>
+        <w:t xml:space="preserve"> Algorithms and Pseudocode</w:t>
+      </w:r>
+    </w:p>
+    <w:p>
+      <w:r>
+        <w:t xml:space="preserve">Function </w:t>
+      </w:r>
+      <w:r>
+        <w:t>insight</w:t>
+      </w:r>
+      <w:r>
+        <w:t xml:space="preserve"> frame ()</w:t>
+      </w:r>
+    </w:p>
+    <w:p>
+      <w:pPr>
+        <w:spacing w:after="0"/>
+        <w:ind w:left="720"/>
+      </w:pPr>
+      <w:r>
+        <w:t>DISPLAY LABEL</w:t>
+      </w:r>
+    </w:p>
+    <w:p>
+      <w:pPr>
+        <w:spacing w:after="0"/>
+        <w:ind w:left="720"/>
+      </w:pPr>
+      <w:r>
+        <w:t xml:space="preserve">DISPLAY </w:t>
+      </w:r>
+      <w:r>
+        <w:t>GRAPH</w:t>
+      </w:r>
+    </w:p>
+    <w:p>
+      <w:pPr>
+        <w:spacing w:after="0"/>
+        <w:ind w:left="720"/>
+      </w:pPr>
+      <w:r>
+        <w:t>DISPLAY BACK</w:t>
+      </w:r>
+    </w:p>
+    <w:p>
+      <w:pPr>
+        <w:spacing w:after="0"/>
+        <w:ind w:left="720"/>
+      </w:pPr>
+      <w:r>
+        <w:t xml:space="preserve">DISPLAY </w:t>
+      </w:r>
+      <w:r>
+        <w:t>EXIT</w:t>
+      </w:r>
+    </w:p>
+    <w:p>
+      <w:pPr>
+        <w:spacing w:after="0"/>
+        <w:ind w:left="720"/>
+      </w:pPr>
+      <w:r>
+        <w:t>IF back IS PRESSED</w:t>
+      </w:r>
+    </w:p>
+    <w:p>
+      <w:pPr>
+        <w:spacing w:after="0"/>
+        <w:ind w:left="720"/>
+      </w:pPr>
+      <w:r>
+        <w:tab/>
+        <w:t xml:space="preserve">BACK TO </w:t>
+      </w:r>
+      <w:r>
+        <w:t>Track Transfer Frame</w:t>
+      </w:r>
+    </w:p>
+    <w:p>
+      <w:pPr>
+        <w:spacing w:after="0"/>
+        <w:ind w:left="720"/>
+      </w:pPr>
+      <w:r>
+        <w:t>IF exit IS PRESSED</w:t>
+      </w:r>
+    </w:p>
+    <w:p>
+      <w:pPr>
+        <w:spacing w:after="0"/>
+        <w:ind w:left="720"/>
+      </w:pPr>
+      <w:r>
+        <w:tab/>
+        <w:t>DESTROY THE TKINTER UI</w:t>
+      </w:r>
+    </w:p>
+    <w:p>
+      <w:pPr>
+        <w:spacing w:after="0"/>
+        <w:ind w:left="720"/>
+      </w:pPr>
+      <w:r>
+        <w:tab/>
+        <w:t>DELETE TRACKS AND PLAYLISTS FOR THE USER</w:t>
+      </w:r>
+    </w:p>
+    <w:p>
+      <w:pPr>
+        <w:spacing w:after="0"/>
+      </w:pPr>
+      <w:r>
+        <w:t>endfunction</w:t>
+      </w:r>
+    </w:p>
     <w:p>
       <w:pPr>
         <w:pStyle w:val="Heading3"/>
       </w:pPr>
       <w:r>
-        <w:t xml:space="preserve"> Algorithms and Pseudocode</w:t>
-      </w:r>
-    </w:p>
-    <w:p/>
-    <w:p/>
-    <w:p>
-      <w:pPr>
-        <w:pStyle w:val="Heading3"/>
-      </w:pPr>
-      <w:r>
-        <w:t xml:space="preserve">Key Variables/Data Structures /Classes  </w:t>
-      </w:r>
-    </w:p>
-    <w:p/>
-    <w:p/>
-    <w:p>
-      <w:pPr>
-        <w:pStyle w:val="Heading3"/>
-      </w:pPr>
-      <w:r>
         <w:t>Test Plan for PART FOUR</w:t>
       </w:r>
     </w:p>
-    <w:p/>
-    <w:p/>
-    <w:p>
-      <w:pPr>
-        <w:rPr>
-          <w:rFonts w:asciiTheme="majorHAnsi" w:eastAsiaTheme="majorEastAsia" w:hAnsiTheme="majorHAnsi" w:cstheme="majorBidi"/>
-          <w:b/>
-          <w:color w:val="1D4FDD"/>
-          <w:sz w:val="24"/>
-          <w:szCs w:val="24"/>
-        </w:rPr>
-      </w:pPr>
-    </w:p>
+    <w:tbl>
+      <w:tblPr>
+        <w:tblStyle w:val="GridTable4"/>
+        <w:tblW w:w="9464" w:type="dxa"/>
+        <w:tblLook w:val="04A0" w:firstRow="1" w:lastRow="0" w:firstColumn="1" w:lastColumn="0" w:noHBand="0" w:noVBand="1"/>
+      </w:tblPr>
+      <w:tblGrid>
+        <w:gridCol w:w="4928"/>
+        <w:gridCol w:w="4536"/>
+      </w:tblGrid>
+      <w:tr>
+        <w:trPr>
+          <w:cnfStyle w:val="100000000000" w:firstRow="1" w:lastRow="0" w:firstColumn="0" w:lastColumn="0" w:oddVBand="0" w:evenVBand="0" w:oddHBand="0" w:evenHBand="0" w:firstRowFirstColumn="0" w:firstRowLastColumn="0" w:lastRowFirstColumn="0" w:lastRowLastColumn="0"/>
+        </w:trPr>
+        <w:tc>
+          <w:tcPr>
+            <w:cnfStyle w:val="001000000000" w:firstRow="0" w:lastRow="0" w:firstColumn="1" w:lastColumn="0" w:oddVBand="0" w:evenVBand="0" w:oddHBand="0" w:evenHBand="0" w:firstRowFirstColumn="0" w:firstRowLastColumn="0" w:lastRowFirstColumn="0" w:lastRowLastColumn="0"/>
+            <w:tcW w:w="4928" w:type="dxa"/>
+          </w:tcPr>
+          <w:p>
+            <w:pPr>
+              <w:jc w:val="center"/>
+            </w:pPr>
+            <w:r>
+              <w:t>Description</w:t>
+            </w:r>
+          </w:p>
+        </w:tc>
+        <w:tc>
+          <w:tcPr>
+            <w:tcW w:w="4536" w:type="dxa"/>
+          </w:tcPr>
+          <w:p>
+            <w:pPr>
+              <w:jc w:val="center"/>
+              <w:cnfStyle w:val="100000000000" w:firstRow="1" w:lastRow="0" w:firstColumn="0" w:lastColumn="0" w:oddVBand="0" w:evenVBand="0" w:oddHBand="0" w:evenHBand="0" w:firstRowFirstColumn="0" w:firstRowLastColumn="0" w:lastRowFirstColumn="0" w:lastRowLastColumn="0"/>
+            </w:pPr>
+            <w:r>
+              <w:t>Expected Result</w:t>
+            </w:r>
+          </w:p>
+        </w:tc>
+      </w:tr>
+      <w:tr>
+        <w:trPr>
+          <w:cnfStyle w:val="000000100000" w:firstRow="0" w:lastRow="0" w:firstColumn="0" w:lastColumn="0" w:oddVBand="0" w:evenVBand="0" w:oddHBand="1" w:evenHBand="0" w:firstRowFirstColumn="0" w:firstRowLastColumn="0" w:lastRowFirstColumn="0" w:lastRowLastColumn="0"/>
+        </w:trPr>
+        <w:tc>
+          <w:tcPr>
+            <w:cnfStyle w:val="001000000000" w:firstRow="0" w:lastRow="0" w:firstColumn="1" w:lastColumn="0" w:oddVBand="0" w:evenVBand="0" w:oddHBand="0" w:evenHBand="0" w:firstRowFirstColumn="0" w:firstRowLastColumn="0" w:lastRowFirstColumn="0" w:lastRowLastColumn="0"/>
+            <w:tcW w:w="4928" w:type="dxa"/>
+          </w:tcPr>
+          <w:p>
+            <w:pPr>
+              <w:rPr>
+                <w:b w:val="0"/>
+                <w:bCs w:val="0"/>
+              </w:rPr>
+            </w:pPr>
+            <w:r>
+              <w:rPr>
+                <w:b w:val="0"/>
+                <w:bCs w:val="0"/>
+              </w:rPr>
+              <w:t xml:space="preserve">Clicking back should send the user back to </w:t>
+            </w:r>
+            <w:r>
+              <w:rPr>
+                <w:b w:val="0"/>
+                <w:bCs w:val="0"/>
+              </w:rPr>
+              <w:t>Transfer Track</w:t>
+            </w:r>
+            <w:r>
+              <w:rPr>
+                <w:b w:val="0"/>
+                <w:bCs w:val="0"/>
+              </w:rPr>
+              <w:t xml:space="preserve"> frame</w:t>
+            </w:r>
+          </w:p>
+        </w:tc>
+        <w:tc>
+          <w:tcPr>
+            <w:tcW w:w="4536" w:type="dxa"/>
+          </w:tcPr>
+          <w:p>
+            <w:pPr>
+              <w:cnfStyle w:val="000000100000" w:firstRow="0" w:lastRow="0" w:firstColumn="0" w:lastColumn="0" w:oddVBand="0" w:evenVBand="0" w:oddHBand="1" w:evenHBand="0" w:firstRowFirstColumn="0" w:firstRowLastColumn="0" w:lastRowFirstColumn="0" w:lastRowLastColumn="0"/>
+            </w:pPr>
+            <w:r>
+              <w:t xml:space="preserve">User should be sent back to the </w:t>
+            </w:r>
+            <w:r>
+              <w:t>Transfer Track frame</w:t>
+            </w:r>
+            <w:r>
+              <w:t xml:space="preserve"> </w:t>
+            </w:r>
+            <w:r>
+              <w:t>if back button is pressed</w:t>
+            </w:r>
+          </w:p>
+        </w:tc>
+      </w:tr>
+      <w:tr>
+        <w:tc>
+          <w:tcPr>
+            <w:cnfStyle w:val="001000000000" w:firstRow="0" w:lastRow="0" w:firstColumn="1" w:lastColumn="0" w:oddVBand="0" w:evenVBand="0" w:oddHBand="0" w:evenHBand="0" w:firstRowFirstColumn="0" w:firstRowLastColumn="0" w:lastRowFirstColumn="0" w:lastRowLastColumn="0"/>
+            <w:tcW w:w="4928" w:type="dxa"/>
+          </w:tcPr>
+          <w:p>
+            <w:pPr>
+              <w:rPr>
+                <w:b w:val="0"/>
+                <w:bCs w:val="0"/>
+              </w:rPr>
+            </w:pPr>
+            <w:r>
+              <w:rPr>
+                <w:b w:val="0"/>
+                <w:bCs w:val="0"/>
+              </w:rPr>
+              <w:t>Exit Button should destroy the interface</w:t>
+            </w:r>
+          </w:p>
+        </w:tc>
+        <w:tc>
+          <w:tcPr>
+            <w:tcW w:w="4536" w:type="dxa"/>
+          </w:tcPr>
+          <w:p>
+            <w:pPr>
+              <w:cnfStyle w:val="000000000000" w:firstRow="0" w:lastRow="0" w:firstColumn="0" w:lastColumn="0" w:oddVBand="0" w:evenVBand="0" w:oddHBand="0" w:evenHBand="0" w:firstRowFirstColumn="0" w:firstRowLastColumn="0" w:lastRowFirstColumn="0" w:lastRowLastColumn="0"/>
+            </w:pPr>
+            <w:r>
+              <w:t>Once the exit button is pressed it should close the program ui and then clear the playlists and tracks table for the user and then end the program</w:t>
+            </w:r>
+          </w:p>
+        </w:tc>
+      </w:tr>
+      <w:tr>
+        <w:trPr>
+          <w:cnfStyle w:val="000000100000" w:firstRow="0" w:lastRow="0" w:firstColumn="0" w:lastColumn="0" w:oddVBand="0" w:evenVBand="0" w:oddHBand="1" w:evenHBand="0" w:firstRowFirstColumn="0" w:firstRowLastColumn="0" w:lastRowFirstColumn="0" w:lastRowLastColumn="0"/>
+        </w:trPr>
+        <w:tc>
+          <w:tcPr>
+            <w:cnfStyle w:val="001000000000" w:firstRow="0" w:lastRow="0" w:firstColumn="1" w:lastColumn="0" w:oddVBand="0" w:evenVBand="0" w:oddHBand="0" w:evenHBand="0" w:firstRowFirstColumn="0" w:firstRowLastColumn="0" w:lastRowFirstColumn="0" w:lastRowLastColumn="0"/>
+            <w:tcW w:w="4928" w:type="dxa"/>
+          </w:tcPr>
+          <w:p>
+            <w:pPr>
+              <w:rPr>
+                <w:b w:val="0"/>
+                <w:bCs w:val="0"/>
+              </w:rPr>
+            </w:pPr>
+            <w:r>
+              <w:rPr>
+                <w:b w:val="0"/>
+                <w:bCs w:val="0"/>
+              </w:rPr>
+              <w:t>Graph should be showed</w:t>
+            </w:r>
+          </w:p>
+        </w:tc>
+        <w:tc>
+          <w:tcPr>
+            <w:tcW w:w="4536" w:type="dxa"/>
+          </w:tcPr>
+          <w:p>
+            <w:pPr>
+              <w:cnfStyle w:val="000000100000" w:firstRow="0" w:lastRow="0" w:firstColumn="0" w:lastColumn="0" w:oddVBand="0" w:evenVBand="0" w:oddHBand="1" w:evenHBand="0" w:firstRowFirstColumn="0" w:firstRowLastColumn="0" w:lastRowFirstColumn="0" w:lastRowLastColumn="0"/>
+            </w:pPr>
+            <w:r>
+              <w:t>The graph generated should showed to the user clearly</w:t>
+            </w:r>
+          </w:p>
+        </w:tc>
+      </w:tr>
+    </w:tbl>
     <w:p>
       <w:pPr>
         <w:pStyle w:val="Heading2"/>
       </w:pPr>
-      <w:bookmarkStart w:id="76" w:name="_Toc516474208"/>
-      <w:bookmarkStart w:id="77" w:name="_Toc36727563"/>
-      <w:commentRangeStart w:id="78"/>
-      <w:r>
+      <w:bookmarkStart w:id="73" w:name="_Toc516474208"/>
+      <w:bookmarkStart w:id="74" w:name="_Toc36727563"/>
+      <w:commentRangeStart w:id="75"/>
+      <w:r>
+        <w:lastRenderedPageBreak/>
         <w:t xml:space="preserve">2.6 </w:t>
       </w:r>
       <w:r>
         <w:t>Stakeholders involvement</w:t>
       </w:r>
-      <w:bookmarkEnd w:id="76"/>
+      <w:bookmarkEnd w:id="73"/>
       <w:r>
         <w:t xml:space="preserve"> </w:t>
       </w:r>
-      <w:bookmarkEnd w:id="77"/>
-      <w:commentRangeEnd w:id="78"/>
+      <w:bookmarkEnd w:id="74"/>
+      <w:commentRangeEnd w:id="75"/>
       <w:r>
         <w:rPr>
           <w:rStyle w:val="CommentReference"/>
           <w:sz w:val="32"/>
           <w:szCs w:val="26"/>
         </w:rPr>
-        <w:commentReference w:id="78"/>
+        <w:commentReference w:id="75"/>
       </w:r>
     </w:p>
     <w:p>
@@ -9959,28 +10401,16 @@
         <w:t>Also,</w:t>
       </w:r>
       <w:r>
-        <w:t xml:space="preserve"> the stakeholders raised the problem that if there is </w:t>
-      </w:r>
-      <w:r>
-        <w:t>i.e.</w:t>
-      </w:r>
-      <w:r>
-        <w:t xml:space="preserve"> 200 playlists with a user how will all of that be generated </w:t>
-      </w:r>
-      <w:r>
-        <w:t>on</w:t>
-      </w:r>
-      <w:r>
-        <w:t xml:space="preserve"> iterative checkbox basis so I updated the design so that </w:t>
-      </w:r>
-      <w:r>
-        <w:t>wouldn’t</w:t>
-      </w:r>
-      <w:r>
-        <w:t xml:space="preserve"> be an issue by introducing a scrollbar</w:t>
-      </w:r>
-      <w:r>
-        <w:t>. Stakeholders liked the idea of having a insight and was pleased with the design for it.</w:t>
+        <w:t xml:space="preserve"> s</w:t>
+      </w:r>
+      <w:r>
+        <w:t xml:space="preserve">takeholders liked the idea of having </w:t>
+      </w:r>
+      <w:r>
+        <w:t>an</w:t>
+      </w:r>
+      <w:r>
+        <w:t xml:space="preserve"> insight and was pleased with the design for it.</w:t>
       </w:r>
     </w:p>
     <w:p/>
@@ -10000,31 +10430,31 @@
       <w:r>
         <w:br w:type="page"/>
       </w:r>
-      <w:bookmarkStart w:id="79" w:name="_Toc462393446"/>
-      <w:bookmarkStart w:id="80" w:name="_Toc516474210"/>
-      <w:bookmarkStart w:id="81" w:name="_Toc36727564"/>
-      <w:commentRangeStart w:id="82"/>
+      <w:bookmarkStart w:id="76" w:name="_Toc462393446"/>
+      <w:bookmarkStart w:id="77" w:name="_Toc516474210"/>
+      <w:bookmarkStart w:id="78" w:name="_Toc36727564"/>
+      <w:commentRangeStart w:id="79"/>
       <w:r>
         <w:lastRenderedPageBreak/>
         <w:t xml:space="preserve">Testing </w:t>
       </w:r>
-      <w:bookmarkEnd w:id="79"/>
+      <w:bookmarkEnd w:id="76"/>
       <w:r>
         <w:t xml:space="preserve">plan </w:t>
       </w:r>
-      <w:bookmarkEnd w:id="80"/>
+      <w:bookmarkEnd w:id="77"/>
       <w:r>
         <w:t xml:space="preserve">to inform evaluation </w:t>
       </w:r>
-      <w:bookmarkEnd w:id="81"/>
-      <w:commentRangeEnd w:id="82"/>
+      <w:bookmarkEnd w:id="78"/>
+      <w:commentRangeEnd w:id="79"/>
       <w:r>
         <w:rPr>
           <w:rStyle w:val="CommentReference"/>
           <w:sz w:val="32"/>
           <w:szCs w:val="26"/>
         </w:rPr>
-        <w:commentReference w:id="82"/>
+        <w:commentReference w:id="79"/>
       </w:r>
     </w:p>
     <w:p/>
@@ -10090,7 +10520,11 @@
             <w:cnfStyle w:val="001000000000" w:firstRow="0" w:lastRow="0" w:firstColumn="1" w:lastColumn="0" w:oddVBand="0" w:evenVBand="0" w:oddHBand="0" w:evenHBand="0" w:firstRowFirstColumn="0" w:firstRowLastColumn="0" w:lastRowFirstColumn="0" w:lastRowLastColumn="0"/>
             <w:tcW w:w="3080" w:type="dxa"/>
           </w:tcPr>
-          <w:p/>
+          <w:p>
+            <w:r>
+              <w:t>Incorrect Login Details used</w:t>
+            </w:r>
+          </w:p>
         </w:tc>
         <w:tc>
           <w:tcPr>
@@ -10100,6 +10534,12 @@
             <w:pPr>
               <w:cnfStyle w:val="000000100000" w:firstRow="0" w:lastRow="0" w:firstColumn="0" w:lastColumn="0" w:oddVBand="0" w:evenVBand="0" w:oddHBand="1" w:evenHBand="0" w:firstRowFirstColumn="0" w:firstRowLastColumn="0" w:lastRowFirstColumn="0" w:lastRowLastColumn="0"/>
             </w:pPr>
+            <w:r>
+              <w:t xml:space="preserve">Use data so that the username and password success criteria </w:t>
+            </w:r>
+            <w:r>
+              <w:t>fail</w:t>
+            </w:r>
           </w:p>
         </w:tc>
         <w:tc>
@@ -10110,6 +10550,9 @@
             <w:pPr>
               <w:cnfStyle w:val="000000100000" w:firstRow="0" w:lastRow="0" w:firstColumn="0" w:lastColumn="0" w:oddVBand="0" w:evenVBand="0" w:oddHBand="1" w:evenHBand="0" w:firstRowFirstColumn="0" w:firstRowLastColumn="0" w:lastRowFirstColumn="0" w:lastRowLastColumn="0"/>
             </w:pPr>
+            <w:r>
+              <w:t>Display an error message to the user</w:t>
+            </w:r>
           </w:p>
         </w:tc>
       </w:tr>
@@ -10119,7 +10562,11 @@
             <w:cnfStyle w:val="001000000000" w:firstRow="0" w:lastRow="0" w:firstColumn="1" w:lastColumn="0" w:oddVBand="0" w:evenVBand="0" w:oddHBand="0" w:evenHBand="0" w:firstRowFirstColumn="0" w:firstRowLastColumn="0" w:lastRowFirstColumn="0" w:lastRowLastColumn="0"/>
             <w:tcW w:w="3080" w:type="dxa"/>
           </w:tcPr>
-          <w:p/>
+          <w:p>
+            <w:r>
+              <w:t>Login error without using valid credentials</w:t>
+            </w:r>
+          </w:p>
         </w:tc>
         <w:tc>
           <w:tcPr>
@@ -10129,6 +10576,9 @@
             <w:pPr>
               <w:cnfStyle w:val="000000000000" w:firstRow="0" w:lastRow="0" w:firstColumn="0" w:lastColumn="0" w:oddVBand="0" w:evenVBand="0" w:oddHBand="0" w:evenHBand="0" w:firstRowFirstColumn="0" w:firstRowLastColumn="0" w:lastRowFirstColumn="0" w:lastRowLastColumn="0"/>
             </w:pPr>
+            <w:r>
+              <w:t>Use incorrect username and password</w:t>
+            </w:r>
           </w:p>
         </w:tc>
         <w:tc>
@@ -10139,6 +10589,9 @@
             <w:pPr>
               <w:cnfStyle w:val="000000000000" w:firstRow="0" w:lastRow="0" w:firstColumn="0" w:lastColumn="0" w:oddVBand="0" w:evenVBand="0" w:oddHBand="0" w:evenHBand="0" w:firstRowFirstColumn="0" w:firstRowLastColumn="0" w:lastRowFirstColumn="0" w:lastRowLastColumn="0"/>
             </w:pPr>
+            <w:r>
+              <w:t>User shouldn’t be able to login if the username and password is incorrect</w:t>
+            </w:r>
           </w:p>
         </w:tc>
       </w:tr>
@@ -10151,7 +10604,11 @@
             <w:cnfStyle w:val="001000000000" w:firstRow="0" w:lastRow="0" w:firstColumn="1" w:lastColumn="0" w:oddVBand="0" w:evenVBand="0" w:oddHBand="0" w:evenHBand="0" w:firstRowFirstColumn="0" w:firstRowLastColumn="0" w:lastRowFirstColumn="0" w:lastRowLastColumn="0"/>
             <w:tcW w:w="3080" w:type="dxa"/>
           </w:tcPr>
-          <w:p/>
+          <w:p>
+            <w:r>
+              <w:t>Registration works properly</w:t>
+            </w:r>
+          </w:p>
         </w:tc>
         <w:tc>
           <w:tcPr>
@@ -10161,6 +10618,24 @@
             <w:pPr>
               <w:cnfStyle w:val="000000100000" w:firstRow="0" w:lastRow="0" w:firstColumn="0" w:lastColumn="0" w:oddVBand="0" w:evenVBand="0" w:oddHBand="1" w:evenHBand="0" w:firstRowFirstColumn="0" w:firstRowLastColumn="0" w:lastRowFirstColumn="0" w:lastRowLastColumn="0"/>
             </w:pPr>
+            <w:r>
+              <w:t xml:space="preserve">When a username with 4-8 characters and a password with 8-12 characters is </w:t>
+            </w:r>
+            <w:r>
+              <w:t>inputted,</w:t>
+            </w:r>
+            <w:r>
+              <w:t xml:space="preserve"> the user would be able to </w:t>
+            </w:r>
+            <w:r>
+              <w:t>register</w:t>
+            </w:r>
+            <w:r>
+              <w:t xml:space="preserve"> to the platfor</w:t>
+            </w:r>
+            <w:r>
+              <w:t>m</w:t>
+            </w:r>
           </w:p>
         </w:tc>
         <w:tc>
@@ -10171,6 +10646,9 @@
             <w:pPr>
               <w:cnfStyle w:val="000000100000" w:firstRow="0" w:lastRow="0" w:firstColumn="0" w:lastColumn="0" w:oddVBand="0" w:evenVBand="0" w:oddHBand="1" w:evenHBand="0" w:firstRowFirstColumn="0" w:firstRowLastColumn="0" w:lastRowFirstColumn="0" w:lastRowLastColumn="0"/>
             </w:pPr>
+            <w:r>
+              <w:t>User registration done and login button appear</w:t>
+            </w:r>
           </w:p>
         </w:tc>
       </w:tr>
@@ -10180,7 +10658,11 @@
             <w:cnfStyle w:val="001000000000" w:firstRow="0" w:lastRow="0" w:firstColumn="1" w:lastColumn="0" w:oddVBand="0" w:evenVBand="0" w:oddHBand="0" w:evenHBand="0" w:firstRowFirstColumn="0" w:firstRowLastColumn="0" w:lastRowFirstColumn="0" w:lastRowLastColumn="0"/>
             <w:tcW w:w="3080" w:type="dxa"/>
           </w:tcPr>
-          <w:p/>
+          <w:p>
+            <w:r>
+              <w:t>Login works properly</w:t>
+            </w:r>
+          </w:p>
         </w:tc>
         <w:tc>
           <w:tcPr>
@@ -10190,6 +10672,9 @@
             <w:pPr>
               <w:cnfStyle w:val="000000000000" w:firstRow="0" w:lastRow="0" w:firstColumn="0" w:lastColumn="0" w:oddVBand="0" w:evenVBand="0" w:oddHBand="0" w:evenHBand="0" w:firstRowFirstColumn="0" w:firstRowLastColumn="0" w:lastRowFirstColumn="0" w:lastRowLastColumn="0"/>
             </w:pPr>
+            <w:r>
+              <w:t>When an existing username and the matching password is provided user should be able to login</w:t>
+            </w:r>
           </w:p>
         </w:tc>
         <w:tc>
@@ -10200,6 +10685,9 @@
             <w:pPr>
               <w:cnfStyle w:val="000000000000" w:firstRow="0" w:lastRow="0" w:firstColumn="0" w:lastColumn="0" w:oddVBand="0" w:evenVBand="0" w:oddHBand="0" w:evenHBand="0" w:firstRowFirstColumn="0" w:firstRowLastColumn="0" w:lastRowFirstColumn="0" w:lastRowLastColumn="0"/>
             </w:pPr>
+            <w:r>
+              <w:t>User login and Oauth Frame launch</w:t>
+            </w:r>
           </w:p>
         </w:tc>
       </w:tr>
@@ -10212,7 +10700,14 @@
             <w:cnfStyle w:val="001000000000" w:firstRow="0" w:lastRow="0" w:firstColumn="1" w:lastColumn="0" w:oddVBand="0" w:evenVBand="0" w:oddHBand="0" w:evenHBand="0" w:firstRowFirstColumn="0" w:firstRowLastColumn="0" w:lastRowFirstColumn="0" w:lastRowLastColumn="0"/>
             <w:tcW w:w="3080" w:type="dxa"/>
           </w:tcPr>
-          <w:p/>
+          <w:p>
+            <w:r>
+              <w:t xml:space="preserve">User shouldn’t be able to progress forward if the Oauth </w:t>
+            </w:r>
+            <w:r>
+              <w:t>isn’t granted</w:t>
+            </w:r>
+          </w:p>
         </w:tc>
         <w:tc>
           <w:tcPr>
@@ -10222,6 +10717,9 @@
             <w:pPr>
               <w:cnfStyle w:val="000000100000" w:firstRow="0" w:lastRow="0" w:firstColumn="0" w:lastColumn="0" w:oddVBand="0" w:evenVBand="0" w:oddHBand="1" w:evenHBand="0" w:firstRowFirstColumn="0" w:firstRowLastColumn="0" w:lastRowFirstColumn="0" w:lastRowLastColumn="0"/>
             </w:pPr>
+            <w:r>
+              <w:t>If the Oauth for both platforms isn’t granted user shouldn’t be able to progress forward.</w:t>
+            </w:r>
           </w:p>
         </w:tc>
         <w:tc>
@@ -10232,11 +10730,226 @@
             <w:pPr>
               <w:cnfStyle w:val="000000100000" w:firstRow="0" w:lastRow="0" w:firstColumn="0" w:lastColumn="0" w:oddVBand="0" w:evenVBand="0" w:oddHBand="1" w:evenHBand="0" w:firstRowFirstColumn="0" w:firstRowLastColumn="0" w:lastRowFirstColumn="0" w:lastRowLastColumn="0"/>
             </w:pPr>
+            <w:r>
+              <w:t>Without the Oauth the next buttons shouldn’t let the user to enter the track transfer page</w:t>
+            </w:r>
+          </w:p>
+        </w:tc>
+      </w:tr>
+      <w:tr>
+        <w:tc>
+          <w:tcPr>
+            <w:cnfStyle w:val="001000000000" w:firstRow="0" w:lastRow="0" w:firstColumn="1" w:lastColumn="0" w:oddVBand="0" w:evenVBand="0" w:oddHBand="0" w:evenHBand="0" w:firstRowFirstColumn="0" w:firstRowLastColumn="0" w:lastRowFirstColumn="0" w:lastRowLastColumn="0"/>
+            <w:tcW w:w="3080" w:type="dxa"/>
+          </w:tcPr>
+          <w:p>
+            <w:r>
+              <w:t>User be able to progress forward if the Oauth isn’t granted</w:t>
+            </w:r>
+          </w:p>
+        </w:tc>
+        <w:tc>
+          <w:tcPr>
+            <w:tcW w:w="3081" w:type="dxa"/>
+          </w:tcPr>
+          <w:p>
+            <w:pPr>
+              <w:cnfStyle w:val="000000000000" w:firstRow="0" w:lastRow="0" w:firstColumn="0" w:lastColumn="0" w:oddVBand="0" w:evenVBand="0" w:oddHBand="0" w:evenHBand="0" w:firstRowFirstColumn="0" w:firstRowLastColumn="0" w:lastRowFirstColumn="0" w:lastRowLastColumn="0"/>
+            </w:pPr>
+            <w:r>
+              <w:t>If the Oauth for both platforms is granted user should be able to progress forward.</w:t>
+            </w:r>
+          </w:p>
+        </w:tc>
+        <w:tc>
+          <w:tcPr>
+            <w:tcW w:w="3081" w:type="dxa"/>
+          </w:tcPr>
+          <w:p>
+            <w:pPr>
+              <w:cnfStyle w:val="000000000000" w:firstRow="0" w:lastRow="0" w:firstColumn="0" w:lastColumn="0" w:oddVBand="0" w:evenVBand="0" w:oddHBand="0" w:evenHBand="0" w:firstRowFirstColumn="0" w:firstRowLastColumn="0" w:lastRowFirstColumn="0" w:lastRowLastColumn="0"/>
+            </w:pPr>
+            <w:r>
+              <w:t>If the Oauth for the both platforms is granted user should be transferred to transfer track frame when the next button is clicked</w:t>
+            </w:r>
+          </w:p>
+        </w:tc>
+      </w:tr>
+      <w:tr>
+        <w:trPr>
+          <w:cnfStyle w:val="000000100000" w:firstRow="0" w:lastRow="0" w:firstColumn="0" w:lastColumn="0" w:oddVBand="0" w:evenVBand="0" w:oddHBand="1" w:evenHBand="0" w:firstRowFirstColumn="0" w:firstRowLastColumn="0" w:lastRowFirstColumn="0" w:lastRowLastColumn="0"/>
+        </w:trPr>
+        <w:tc>
+          <w:tcPr>
+            <w:cnfStyle w:val="001000000000" w:firstRow="0" w:lastRow="0" w:firstColumn="1" w:lastColumn="0" w:oddVBand="0" w:evenVBand="0" w:oddHBand="0" w:evenHBand="0" w:firstRowFirstColumn="0" w:firstRowLastColumn="0" w:lastRowFirstColumn="0" w:lastRowLastColumn="0"/>
+            <w:tcW w:w="3080" w:type="dxa"/>
+          </w:tcPr>
+          <w:p>
+            <w:r>
+              <w:t>User shouldn’t be able to progress to the insight page if the Tracks aren’t successfully transferred</w:t>
+            </w:r>
+          </w:p>
+        </w:tc>
+        <w:tc>
+          <w:tcPr>
+            <w:tcW w:w="3081" w:type="dxa"/>
+          </w:tcPr>
+          <w:p>
+            <w:pPr>
+              <w:cnfStyle w:val="000000100000" w:firstRow="0" w:lastRow="0" w:firstColumn="0" w:lastColumn="0" w:oddVBand="0" w:evenVBand="0" w:oddHBand="1" w:evenHBand="0" w:firstRowFirstColumn="0" w:firstRowLastColumn="0" w:lastRowFirstColumn="0" w:lastRowLastColumn="0"/>
+            </w:pPr>
+            <w:r>
+              <w:t>-</w:t>
+            </w:r>
+          </w:p>
+        </w:tc>
+        <w:tc>
+          <w:tcPr>
+            <w:tcW w:w="3081" w:type="dxa"/>
+          </w:tcPr>
+          <w:p>
+            <w:pPr>
+              <w:cnfStyle w:val="000000100000" w:firstRow="0" w:lastRow="0" w:firstColumn="0" w:lastColumn="0" w:oddVBand="0" w:evenVBand="0" w:oddHBand="1" w:evenHBand="0" w:firstRowFirstColumn="0" w:firstRowLastColumn="0" w:lastRowFirstColumn="0" w:lastRowLastColumn="0"/>
+            </w:pPr>
+            <w:r>
+              <w:t xml:space="preserve">If the tracks transfer frame fails somehow this includes the transfer way selection, playlist selection and track transfer if one of them fails user shouldn’t be able to progress to the </w:t>
+            </w:r>
+            <w:r>
+              <w:t>insight</w:t>
+            </w:r>
+            <w:r>
+              <w:t xml:space="preserve"> frame</w:t>
+            </w:r>
+          </w:p>
+        </w:tc>
+      </w:tr>
+      <w:tr>
+        <w:tc>
+          <w:tcPr>
+            <w:cnfStyle w:val="001000000000" w:firstRow="0" w:lastRow="0" w:firstColumn="1" w:lastColumn="0" w:oddVBand="0" w:evenVBand="0" w:oddHBand="0" w:evenHBand="0" w:firstRowFirstColumn="0" w:firstRowLastColumn="0" w:lastRowFirstColumn="0" w:lastRowLastColumn="0"/>
+            <w:tcW w:w="3080" w:type="dxa"/>
+          </w:tcPr>
+          <w:p>
+            <w:r>
+              <w:t>User should be able to progress to the insight page if the Tracks aren’t successfully transferred</w:t>
+            </w:r>
+          </w:p>
+        </w:tc>
+        <w:tc>
+          <w:tcPr>
+            <w:tcW w:w="3081" w:type="dxa"/>
+          </w:tcPr>
+          <w:p>
+            <w:pPr>
+              <w:cnfStyle w:val="000000000000" w:firstRow="0" w:lastRow="0" w:firstColumn="0" w:lastColumn="0" w:oddVBand="0" w:evenVBand="0" w:oddHBand="0" w:evenHBand="0" w:firstRowFirstColumn="0" w:firstRowLastColumn="0" w:lastRowFirstColumn="0" w:lastRowLastColumn="0"/>
+            </w:pPr>
+            <w:r>
+              <w:t>-</w:t>
+            </w:r>
+          </w:p>
+        </w:tc>
+        <w:tc>
+          <w:tcPr>
+            <w:tcW w:w="3081" w:type="dxa"/>
+          </w:tcPr>
+          <w:p>
+            <w:pPr>
+              <w:cnfStyle w:val="000000000000" w:firstRow="0" w:lastRow="0" w:firstColumn="0" w:lastColumn="0" w:oddVBand="0" w:evenVBand="0" w:oddHBand="0" w:evenHBand="0" w:firstRowFirstColumn="0" w:firstRowLastColumn="0" w:lastRowFirstColumn="0" w:lastRowLastColumn="0"/>
+            </w:pPr>
+            <w:r>
+              <w:t xml:space="preserve">If the tracks transfer </w:t>
+            </w:r>
+            <w:r>
+              <w:t>is successful user should be then let to proceed to the insight frame</w:t>
+            </w:r>
+          </w:p>
+        </w:tc>
+      </w:tr>
+      <w:tr>
+        <w:trPr>
+          <w:cnfStyle w:val="000000100000" w:firstRow="0" w:lastRow="0" w:firstColumn="0" w:lastColumn="0" w:oddVBand="0" w:evenVBand="0" w:oddHBand="1" w:evenHBand="0" w:firstRowFirstColumn="0" w:firstRowLastColumn="0" w:lastRowFirstColumn="0" w:lastRowLastColumn="0"/>
+        </w:trPr>
+        <w:tc>
+          <w:tcPr>
+            <w:cnfStyle w:val="001000000000" w:firstRow="0" w:lastRow="0" w:firstColumn="1" w:lastColumn="0" w:oddVBand="0" w:evenVBand="0" w:oddHBand="0" w:evenHBand="0" w:firstRowFirstColumn="0" w:firstRowLastColumn="0" w:lastRowFirstColumn="0" w:lastRowLastColumn="0"/>
+            <w:tcW w:w="3080" w:type="dxa"/>
+          </w:tcPr>
+          <w:p>
+            <w:r>
+              <w:t>Go back from the insight frame</w:t>
+            </w:r>
+          </w:p>
+        </w:tc>
+        <w:tc>
+          <w:tcPr>
+            <w:tcW w:w="3081" w:type="dxa"/>
+          </w:tcPr>
+          <w:p>
+            <w:pPr>
+              <w:cnfStyle w:val="000000100000" w:firstRow="0" w:lastRow="0" w:firstColumn="0" w:lastColumn="0" w:oddVBand="0" w:evenVBand="0" w:oddHBand="1" w:evenHBand="0" w:firstRowFirstColumn="0" w:firstRowLastColumn="0" w:lastRowFirstColumn="0" w:lastRowLastColumn="0"/>
+            </w:pPr>
+            <w:r>
+              <w:t>-</w:t>
+            </w:r>
+          </w:p>
+        </w:tc>
+        <w:tc>
+          <w:tcPr>
+            <w:tcW w:w="3081" w:type="dxa"/>
+          </w:tcPr>
+          <w:p>
+            <w:pPr>
+              <w:cnfStyle w:val="000000100000" w:firstRow="0" w:lastRow="0" w:firstColumn="0" w:lastColumn="0" w:oddVBand="0" w:evenVBand="0" w:oddHBand="1" w:evenHBand="0" w:firstRowFirstColumn="0" w:firstRowLastColumn="0" w:lastRowFirstColumn="0" w:lastRowLastColumn="0"/>
+            </w:pPr>
+            <w:r>
+              <w:t>If the user wishes to go back to transfer frame to transfer more track the back button in insight frame should let the user to go back to transfer frame</w:t>
+            </w:r>
+          </w:p>
+        </w:tc>
+      </w:tr>
+      <w:tr>
+        <w:tc>
+          <w:tcPr>
+            <w:cnfStyle w:val="001000000000" w:firstRow="0" w:lastRow="0" w:firstColumn="1" w:lastColumn="0" w:oddVBand="0" w:evenVBand="0" w:oddHBand="0" w:evenHBand="0" w:firstRowFirstColumn="0" w:firstRowLastColumn="0" w:lastRowFirstColumn="0" w:lastRowLastColumn="0"/>
+            <w:tcW w:w="3080" w:type="dxa"/>
+          </w:tcPr>
+          <w:p>
+            <w:r>
+              <w:t>Exit</w:t>
+            </w:r>
+          </w:p>
+        </w:tc>
+        <w:tc>
+          <w:tcPr>
+            <w:tcW w:w="3081" w:type="dxa"/>
+          </w:tcPr>
+          <w:p>
+            <w:pPr>
+              <w:cnfStyle w:val="000000000000" w:firstRow="0" w:lastRow="0" w:firstColumn="0" w:lastColumn="0" w:oddVBand="0" w:evenVBand="0" w:oddHBand="0" w:evenHBand="0" w:firstRowFirstColumn="0" w:firstRowLastColumn="0" w:lastRowFirstColumn="0" w:lastRowLastColumn="0"/>
+            </w:pPr>
+            <w:r>
+              <w:t>-</w:t>
+            </w:r>
+          </w:p>
+        </w:tc>
+        <w:tc>
+          <w:tcPr>
+            <w:tcW w:w="3081" w:type="dxa"/>
+          </w:tcPr>
+          <w:p>
+            <w:pPr>
+              <w:cnfStyle w:val="000000000000" w:firstRow="0" w:lastRow="0" w:firstColumn="0" w:lastColumn="0" w:oddVBand="0" w:evenVBand="0" w:oddHBand="0" w:evenHBand="0" w:firstRowFirstColumn="0" w:firstRowLastColumn="0" w:lastRowFirstColumn="0" w:lastRowLastColumn="0"/>
+            </w:pPr>
+            <w:r>
+              <w:t>The exit should destroy the interface delete the tracks and playlists for the user then end the program</w:t>
+            </w:r>
+            <w:r>
+              <w:t xml:space="preserve"> and graphs should be deleted as well</w:t>
+            </w:r>
           </w:p>
         </w:tc>
       </w:tr>
     </w:tbl>
-    <w:p/>
     <w:p>
       <w:pPr>
         <w:rPr>
@@ -10249,8 +10962,8 @@
       </w:pPr>
     </w:p>
     <w:sectPr>
-      <w:headerReference w:type="default" r:id="rId19"/>
-      <w:footerReference w:type="default" r:id="rId20"/>
+      <w:headerReference w:type="default" r:id="rId24"/>
+      <w:footerReference w:type="default" r:id="rId25"/>
       <w:pgSz w:w="11906" w:h="16838"/>
       <w:pgMar w:top="1440" w:right="1440" w:bottom="1440" w:left="1440" w:header="708" w:footer="708" w:gutter="0"/>
       <w:cols w:space="708"/>
@@ -10706,7 +11419,7 @@
       </w:pPr>
     </w:p>
   </w:comment>
-  <w:comment w:id="21" w:author="Aissa" w:date="2020-04-02T12:24:00Z" w:initials="A">
+  <w:comment w:id="22" w:author="Abd Alkareem Issa (AAI)" w:date="2022-07-08T13:45:00Z" w:initials="AAI(">
     <w:p>
       <w:pPr>
         <w:pStyle w:val="CommentText"/>
@@ -10717,102 +11430,15 @@
         </w:rPr>
         <w:annotationRef/>
       </w:r>
-      <w:r>
-        <w:t xml:space="preserve"> </w:t>
-      </w:r>
     </w:p>
     <w:p>
       <w:pPr>
         <w:pStyle w:val="CommentText"/>
       </w:pPr>
-    </w:p>
-    <w:p>
-      <w:pPr>
-        <w:pStyle w:val="CommentText"/>
-      </w:pPr>
-      <w:r>
-        <w:t xml:space="preserve">Flow charts </w:t>
-      </w:r>
-      <w:r>
-        <w:t xml:space="preserve">Dataflow diagrams </w:t>
-      </w:r>
-      <w:r>
-        <w:t xml:space="preserve">should be used appropriately to then design the program. </w:t>
-      </w:r>
-    </w:p>
-    <w:p>
-      <w:pPr>
-        <w:pStyle w:val="CommentText"/>
-      </w:pPr>
-    </w:p>
-    <w:p>
-      <w:pPr>
-        <w:pStyle w:val="CommentText"/>
-      </w:pPr>
-      <w:r>
-        <w:t xml:space="preserve">They </w:t>
-      </w:r>
-      <w:r>
-        <w:t xml:space="preserve">will define inputs, processes and outputs as well as storage used in each part of the system. </w:t>
-      </w:r>
-    </w:p>
-    <w:p>
-      <w:pPr>
-        <w:pStyle w:val="CommentText"/>
-      </w:pPr>
-    </w:p>
-    <w:p>
-      <w:pPr>
-        <w:pStyle w:val="CommentText"/>
-      </w:pPr>
-      <w:r>
-        <w:t xml:space="preserve">How do you create a data flow diagram? Here is a website explains everything you need on data flow </w:t>
-      </w:r>
-    </w:p>
-    <w:p>
-      <w:pPr>
-        <w:pStyle w:val="CommentText"/>
-      </w:pPr>
-    </w:p>
-    <w:p>
-      <w:pPr>
-        <w:pStyle w:val="CommentText"/>
-      </w:pPr>
-      <w:hyperlink r:id="rId3" w:anchor="id557175" w:history="1">
-        <w:r>
-          <w:rPr>
-            <w:rStyle w:val="Hyperlink"/>
-          </w:rPr>
-          <w:t>https://www.cs.uct.ac.za/mit_notes/software/htmls/ch06.html#id557175</w:t>
-        </w:r>
-      </w:hyperlink>
-    </w:p>
-    <w:p>
-      <w:pPr>
-        <w:pStyle w:val="CommentText"/>
-      </w:pPr>
-    </w:p>
-  </w:comment>
-  <w:comment w:id="23" w:author="Abd Alkareem Issa (AAI)" w:date="2022-07-08T13:45:00Z" w:initials="AAI(">
-    <w:p>
-      <w:pPr>
-        <w:pStyle w:val="CommentText"/>
-      </w:pPr>
-      <w:r>
-        <w:rPr>
-          <w:rStyle w:val="CommentReference"/>
-        </w:rPr>
-        <w:annotationRef/>
-      </w:r>
-    </w:p>
-    <w:p>
-      <w:pPr>
-        <w:pStyle w:val="CommentText"/>
-      </w:pPr>
       <w:r>
         <w:t xml:space="preserve">you may use a table here to identify the input, output and process needs.  Examine few examples from </w:t>
       </w:r>
-      <w:hyperlink r:id="rId4" w:history="1">
+      <w:hyperlink r:id="rId3" w:history="1">
         <w:r>
           <w:rPr>
             <w:rStyle w:val="Hyperlink"/>
@@ -10825,7 +11451,7 @@
       </w:r>
     </w:p>
   </w:comment>
-  <w:comment w:id="28" w:author="Aissa" w:date="2020-04-02T12:29:00Z" w:initials="A">
+  <w:comment w:id="27" w:author="Aissa" w:date="2020-04-02T12:29:00Z" w:initials="A">
     <w:p>
       <w:pPr>
         <w:pStyle w:val="CommentText"/>
@@ -10894,7 +11520,7 @@
       <w:r>
         <w:t xml:space="preserve">Here is online tool to help you with a video explaining how to do it. </w:t>
       </w:r>
-      <w:hyperlink r:id="rId5" w:history="1">
+      <w:hyperlink r:id="rId4" w:history="1">
         <w:r>
           <w:rPr>
             <w:rStyle w:val="Hyperlink"/>
@@ -10915,7 +11541,7 @@
       <w:r>
         <w:t xml:space="preserve">Or </w:t>
       </w:r>
-      <w:hyperlink r:id="rId6" w:history="1">
+      <w:hyperlink r:id="rId5" w:history="1">
         <w:r>
           <w:rPr>
             <w:rStyle w:val="Hyperlink"/>
@@ -10941,7 +11567,7 @@
       </w:r>
     </w:p>
   </w:comment>
-  <w:comment w:id="30" w:author="Aissa" w:date="2020-04-02T12:31:00Z" w:initials="A">
+  <w:comment w:id="29" w:author="Aissa" w:date="2020-04-02T12:31:00Z" w:initials="A">
     <w:p>
       <w:pPr>
         <w:pStyle w:val="CommentText"/>
@@ -11010,7 +11636,7 @@
           <w:lang w:eastAsia="en-GB"/>
         </w:rPr>
       </w:pPr>
-      <w:hyperlink r:id="rId7" w:history="1">
+      <w:hyperlink r:id="rId6" w:history="1">
         <w:r>
           <w:rPr>
             <w:rStyle w:val="Hyperlink"/>
@@ -11048,7 +11674,7 @@
       </w:r>
     </w:p>
   </w:comment>
-  <w:comment w:id="33" w:author="Aissa" w:date="2020-04-02T12:33:00Z" w:initials="A">
+  <w:comment w:id="32" w:author="Aissa" w:date="2020-04-02T12:33:00Z" w:initials="A">
     <w:p>
       <w:pPr>
         <w:pStyle w:val="CommentText"/>
@@ -11093,7 +11719,7 @@
       <w:pPr>
         <w:pStyle w:val="CommentText"/>
       </w:pPr>
-      <w:hyperlink r:id="rId8" w:history="1">
+      <w:hyperlink r:id="rId7" w:history="1">
         <w:r>
           <w:rPr>
             <w:rStyle w:val="Hyperlink"/>
@@ -11116,7 +11742,7 @@
       </w:pPr>
     </w:p>
   </w:comment>
-  <w:comment w:id="36" w:author="Aissa" w:date="2020-04-02T13:15:00Z" w:initials="A">
+  <w:comment w:id="35" w:author="Aissa" w:date="2020-04-02T13:15:00Z" w:initials="A">
     <w:p>
       <w:pPr>
         <w:pStyle w:val="CommentText"/>
@@ -11153,7 +11779,7 @@
       </w:r>
     </w:p>
   </w:comment>
-  <w:comment w:id="39" w:author="Aissa" w:date="2020-04-02T12:37:00Z" w:initials="A">
+  <w:comment w:id="38" w:author="Aissa" w:date="2020-04-02T12:37:00Z" w:initials="A">
     <w:tbl>
       <w:tblPr>
         <w:tblStyle w:val="TableGrid1"/>
@@ -11245,7 +11871,7 @@
       </w:pPr>
     </w:p>
   </w:comment>
-  <w:comment w:id="40" w:author="Abd Alkareem Issa (AAI)" w:date="2022-07-08T14:18:00Z" w:initials="AAI(">
+  <w:comment w:id="39" w:author="Abd Alkareem Issa (AAI)" w:date="2022-07-08T14:18:00Z" w:initials="AAI(">
     <w:p>
       <w:pPr>
         <w:pStyle w:val="CommentText"/>
@@ -11287,31 +11913,7 @@
       </w:pPr>
     </w:p>
   </w:comment>
-  <w:comment w:id="43" w:author="Aissa" w:date="2020-04-02T13:15:00Z" w:initials="A">
-    <w:p>
-      <w:pPr>
-        <w:pStyle w:val="CommentText"/>
-      </w:pPr>
-      <w:r>
-        <w:rPr>
-          <w:rStyle w:val="CommentReference"/>
-        </w:rPr>
-        <w:annotationRef/>
-      </w:r>
-    </w:p>
-    <w:p>
-      <w:pPr>
-        <w:pStyle w:val="CommentText"/>
-      </w:pPr>
-      <w:r>
-        <w:t>You may join the normalisation section with this part</w:t>
-      </w:r>
-      <w:r>
-        <w:t xml:space="preserve"> </w:t>
-      </w:r>
-    </w:p>
-  </w:comment>
-  <w:comment w:id="46" w:author="Aissa" w:date="2020-04-02T12:39:00Z" w:initials="A">
+  <w:comment w:id="43" w:author="Aissa" w:date="2020-04-02T12:39:00Z" w:initials="A">
     <w:p>
       <w:pPr>
         <w:pStyle w:val="CommentText"/>
@@ -11759,7 +12361,7 @@
       </w:r>
     </w:p>
   </w:comment>
-  <w:comment w:id="49" w:author="Aissa" w:date="2020-04-02T13:21:00Z" w:initials="A">
+  <w:comment w:id="46" w:author="Aissa" w:date="2020-04-02T13:21:00Z" w:initials="A">
     <w:p>
       <w:pPr>
         <w:pStyle w:val="CommentText"/>
@@ -11826,7 +12428,7 @@
       </w:r>
     </w:p>
   </w:comment>
-  <w:comment w:id="50" w:author="Aissa" w:date="2020-04-02T13:31:00Z" w:initials="A">
+  <w:comment w:id="47" w:author="Aissa" w:date="2020-04-02T13:31:00Z" w:initials="A">
     <w:p>
       <w:pPr>
         <w:pStyle w:val="CommentText"/>
@@ -11855,7 +12457,7 @@
       </w:r>
     </w:p>
   </w:comment>
-  <w:comment w:id="53" w:author="Aissa" w:date="2020-04-02T13:31:00Z" w:initials="A">
+  <w:comment w:id="50" w:author="Aissa" w:date="2020-04-02T13:31:00Z" w:initials="A">
     <w:p>
       <w:pPr>
         <w:pStyle w:val="CommentText"/>
@@ -11871,7 +12473,7 @@
       </w:r>
     </w:p>
   </w:comment>
-  <w:comment w:id="56" w:author="Aissa" w:date="2020-04-02T13:25:00Z" w:initials="A">
+  <w:comment w:id="53" w:author="Aissa" w:date="2020-04-02T13:25:00Z" w:initials="A">
     <w:p>
       <w:pPr>
         <w:pStyle w:val="CommentText"/>
@@ -11961,7 +12563,7 @@
       </w:pPr>
     </w:p>
   </w:comment>
-  <w:comment w:id="58" w:author="Aissa" w:date="2020-04-02T13:41:00Z" w:initials="A">
+  <w:comment w:id="55" w:author="Aissa" w:date="2020-04-02T13:41:00Z" w:initials="A">
     <w:p>
       <w:pPr>
         <w:pStyle w:val="CommentText"/>
@@ -12078,7 +12680,7 @@
       </w:pPr>
     </w:p>
   </w:comment>
-  <w:comment w:id="60" w:author="Aissa" w:date="2020-04-02T13:36:00Z" w:initials="A">
+  <w:comment w:id="57" w:author="Aissa" w:date="2020-04-02T13:36:00Z" w:initials="A">
     <w:p>
       <w:pPr>
         <w:pStyle w:val="CommentText"/>
@@ -12182,7 +12784,7 @@
       <w:pPr>
         <w:pStyle w:val="CommentText"/>
       </w:pPr>
-      <w:hyperlink r:id="rId9" w:history="1">
+      <w:hyperlink r:id="rId8" w:history="1">
         <w:r>
           <w:rPr>
             <w:color w:val="0000FF"/>
@@ -12195,7 +12797,7 @@
       </w:hyperlink>
     </w:p>
   </w:comment>
-  <w:comment w:id="61" w:author="Aissa" w:date="2020-04-02T13:31:00Z" w:initials="A">
+  <w:comment w:id="58" w:author="Aissa" w:date="2020-04-02T13:31:00Z" w:initials="A">
     <w:p>
       <w:pPr>
         <w:pStyle w:val="CommentText"/>
@@ -12211,7 +12813,7 @@
       </w:r>
     </w:p>
   </w:comment>
-  <w:comment w:id="66" w:author="Aissa" w:date="2020-04-02T13:31:00Z" w:initials="A">
+  <w:comment w:id="63" w:author="Aissa" w:date="2020-04-02T13:31:00Z" w:initials="A">
     <w:p>
       <w:pPr>
         <w:pStyle w:val="CommentText"/>
@@ -12227,7 +12829,7 @@
       </w:r>
     </w:p>
   </w:comment>
-  <w:comment w:id="71" w:author="Aissa" w:date="2020-04-02T13:32:00Z" w:initials="A">
+  <w:comment w:id="68" w:author="Aissa" w:date="2020-04-02T13:32:00Z" w:initials="A">
     <w:p>
       <w:pPr>
         <w:pStyle w:val="CommentText"/>
@@ -12251,7 +12853,7 @@
       </w:r>
     </w:p>
   </w:comment>
-  <w:comment w:id="75" w:author="Aissa" w:date="2020-04-02T13:32:00Z" w:initials="A">
+  <w:comment w:id="72" w:author="Aissa" w:date="2020-04-02T13:32:00Z" w:initials="A">
     <w:p>
       <w:pPr>
         <w:pStyle w:val="CommentText"/>
@@ -12275,7 +12877,7 @@
       </w:r>
     </w:p>
   </w:comment>
-  <w:comment w:id="78" w:author="Aissa" w:date="2020-04-02T13:43:00Z" w:initials="A">
+  <w:comment w:id="75" w:author="Aissa" w:date="2020-04-02T13:43:00Z" w:initials="A">
     <w:p>
       <w:pPr>
         <w:pStyle w:val="CommentText"/>
@@ -12341,7 +12943,7 @@
       </w:r>
     </w:p>
   </w:comment>
-  <w:comment w:id="82" w:author="Aissa" w:date="2020-04-02T13:38:00Z" w:initials="A">
+  <w:comment w:id="79" w:author="Aissa" w:date="2020-04-02T13:38:00Z" w:initials="A">
     <w:p>
       <w:pPr>
         <w:pStyle w:val="CommentText"/>
@@ -12415,7 +13017,6 @@
   <w15:commentEx w15:paraId="5D8CF776" w15:done="0"/>
   <w15:commentEx w15:paraId="5D8CF77E" w15:done="0"/>
   <w15:commentEx w15:paraId="5D8CF783" w15:done="0"/>
-  <w15:commentEx w15:paraId="4B7898C7" w15:done="0"/>
   <w15:commentEx w15:paraId="7F42B992" w15:done="0"/>
   <w15:commentEx w15:paraId="0CE5B837" w15:done="0"/>
   <w15:commentEx w15:paraId="5D8CF798" w15:done="0"/>
@@ -12423,7 +13024,6 @@
   <w15:commentEx w15:paraId="5D8CF7A0" w15:done="0"/>
   <w15:commentEx w15:paraId="5D8CF7AD" w15:done="0"/>
   <w15:commentEx w15:paraId="0FF65209" w15:paraIdParent="5D8CF7AD" w15:done="0"/>
-  <w15:commentEx w15:paraId="5D8CF7B0" w15:done="0"/>
   <w15:commentEx w15:paraId="5D8CF7C1" w15:done="0"/>
   <w15:commentEx w15:paraId="5D8CF7C8" w15:done="0"/>
   <w15:commentEx w15:paraId="5D8CF7CB" w15:done="0"/>
@@ -12445,7 +13045,6 @@
   <w16cid:commentId w16cid:paraId="5D8CF776" w16cid:durableId="280F3E9D"/>
   <w16cid:commentId w16cid:paraId="5D8CF77E" w16cid:durableId="280F3E9E"/>
   <w16cid:commentId w16cid:paraId="5D8CF783" w16cid:durableId="280F3E9F"/>
-  <w16cid:commentId w16cid:paraId="4B7898C7" w16cid:durableId="280F3EA0"/>
   <w16cid:commentId w16cid:paraId="7F42B992" w16cid:durableId="280F3EA1"/>
   <w16cid:commentId w16cid:paraId="0CE5B837" w16cid:durableId="280F3EA2"/>
   <w16cid:commentId w16cid:paraId="5D8CF798" w16cid:durableId="280F3EA3"/>
@@ -12453,7 +13052,6 @@
   <w16cid:commentId w16cid:paraId="5D8CF7A0" w16cid:durableId="280F3EA5"/>
   <w16cid:commentId w16cid:paraId="5D8CF7AD" w16cid:durableId="280F3EA6"/>
   <w16cid:commentId w16cid:paraId="0FF65209" w16cid:durableId="280F3EA7"/>
-  <w16cid:commentId w16cid:paraId="5D8CF7B0" w16cid:durableId="280F3EA8"/>
   <w16cid:commentId w16cid:paraId="5D8CF7C1" w16cid:durableId="280F3EA9"/>
   <w16cid:commentId w16cid:paraId="5D8CF7C8" w16cid:durableId="280F3EAA"/>
   <w16cid:commentId w16cid:paraId="5D8CF7CB" w16cid:durableId="280F3EAB"/>
@@ -17278,7 +17876,7 @@
   <w:style w:type="paragraph" w:default="1" w:styleId="Normal">
     <w:name w:val="Normal"/>
     <w:qFormat/>
-    <w:rsid w:val="00122657"/>
+    <w:rsid w:val="000B751A"/>
   </w:style>
   <w:style w:type="paragraph" w:styleId="Heading1">
     <w:name w:val="heading 1"/>
@@ -18467,21 +19065,15 @@
 </file>
 
 <file path=customXml/item1.xml><?xml version="1.0" encoding="utf-8"?>
-<p:properties xmlns:p="http://schemas.microsoft.com/office/2006/metadata/properties" xmlns:xsi="http://www.w3.org/2001/XMLSchema-instance" xmlns:pc="http://schemas.microsoft.com/office/infopath/2007/PartnerControls">
-  <documentManagement>
-    <lcf76f155ced4ddcb4097134ff3c332f xmlns="3f762fc8-479f-44ce-a55c-7ed0b3ead49b">
-      <Terms xmlns="http://schemas.microsoft.com/office/infopath/2007/PartnerControls"/>
-    </lcf76f155ced4ddcb4097134ff3c332f>
-    <TaxCatchAll xmlns="cbe63c59-b3b2-47e8-9c6a-d21f16573b77" xsi:nil="true"/>
-  </documentManagement>
-</p:properties>
+<?mso-contentType ?>
+<FormTemplates xmlns="http://schemas.microsoft.com/sharepoint/v3/contenttype/forms">
+  <Display>DocumentLibraryForm</Display>
+  <Edit>DocumentLibraryForm</Edit>
+  <New>DocumentLibraryForm</New>
+</FormTemplates>
 </file>
 
 <file path=customXml/item2.xml><?xml version="1.0" encoding="utf-8"?>
-<b:Sources xmlns:b="http://schemas.openxmlformats.org/officeDocument/2006/bibliography" xmlns="http://schemas.openxmlformats.org/officeDocument/2006/bibliography" SelectedStyle="\APASixthEditionOfficeOnline.xsl" StyleName="APA" Version="6"/>
-</file>
-
-<file path=customXml/item3.xml><?xml version="1.0" encoding="utf-8"?>
 <ct:contentTypeSchema xmlns:ct="http://schemas.microsoft.com/office/2006/metadata/contentType" xmlns:ma="http://schemas.microsoft.com/office/2006/metadata/properties/metaAttributes" ct:_="" ma:_="" ma:contentTypeName="Document" ma:contentTypeID="0x010100063BD6EE56A0204FA792441F00C9EBE1" ma:contentTypeVersion="18" ma:contentTypeDescription="Create a new document." ma:contentTypeScope="" ma:versionID="3032aac9468b857e433695451cd30812">
   <xsd:schema xmlns:xsd="http://www.w3.org/2001/XMLSchema" xmlns:xs="http://www.w3.org/2001/XMLSchema" xmlns:p="http://schemas.microsoft.com/office/2006/metadata/properties" xmlns:ns2="3f762fc8-479f-44ce-a55c-7ed0b3ead49b" xmlns:ns3="cbe63c59-b3b2-47e8-9c6a-d21f16573b77" targetNamespace="http://schemas.microsoft.com/office/2006/metadata/properties" ma:root="true" ma:fieldsID="b153aecaa2c62b7be47f979b0f32788f" ns2:_="" ns3:_="">
     <xsd:import namespace="3f762fc8-479f-44ce-a55c-7ed0b3ead49b"/>
@@ -18736,35 +19328,30 @@
 </ct:contentTypeSchema>
 </file>
 
+<file path=customXml/item3.xml><?xml version="1.0" encoding="utf-8"?>
+<b:Sources xmlns:b="http://schemas.openxmlformats.org/officeDocument/2006/bibliography" xmlns="http://schemas.openxmlformats.org/officeDocument/2006/bibliography" SelectedStyle="\APASixthEditionOfficeOnline.xsl" StyleName="APA" Version="6"/>
+</file>
+
 <file path=customXml/item4.xml><?xml version="1.0" encoding="utf-8"?>
-<?mso-contentType ?>
-<FormTemplates xmlns="http://schemas.microsoft.com/sharepoint/v3/contenttype/forms">
-  <Display>DocumentLibraryForm</Display>
-  <Edit>DocumentLibraryForm</Edit>
-  <New>DocumentLibraryForm</New>
-</FormTemplates>
+<p:properties xmlns:p="http://schemas.microsoft.com/office/2006/metadata/properties" xmlns:xsi="http://www.w3.org/2001/XMLSchema-instance" xmlns:pc="http://schemas.microsoft.com/office/infopath/2007/PartnerControls">
+  <documentManagement>
+    <lcf76f155ced4ddcb4097134ff3c332f xmlns="3f762fc8-479f-44ce-a55c-7ed0b3ead49b">
+      <Terms xmlns="http://schemas.microsoft.com/office/infopath/2007/PartnerControls"/>
+    </lcf76f155ced4ddcb4097134ff3c332f>
+    <TaxCatchAll xmlns="cbe63c59-b3b2-47e8-9c6a-d21f16573b77" xsi:nil="true"/>
+  </documentManagement>
+</p:properties>
 </file>
 
 <file path=customXml/itemProps1.xml><?xml version="1.0" encoding="utf-8"?>
-<ds:datastoreItem xmlns:ds="http://schemas.openxmlformats.org/officeDocument/2006/customXml" ds:itemID="{FAF28F1A-4D9D-4982-8135-35265E69ABFF}">
+<ds:datastoreItem xmlns:ds="http://schemas.openxmlformats.org/officeDocument/2006/customXml" ds:itemID="{CDBE4880-74B7-456D-A519-5D2CBFB7B011}">
   <ds:schemaRefs>
-    <ds:schemaRef ds:uri="http://schemas.microsoft.com/office/2006/metadata/properties"/>
-    <ds:schemaRef ds:uri="http://schemas.microsoft.com/office/infopath/2007/PartnerControls"/>
-    <ds:schemaRef ds:uri="3f762fc8-479f-44ce-a55c-7ed0b3ead49b"/>
-    <ds:schemaRef ds:uri="cbe63c59-b3b2-47e8-9c6a-d21f16573b77"/>
+    <ds:schemaRef ds:uri="http://schemas.microsoft.com/sharepoint/v3/contenttype/forms"/>
   </ds:schemaRefs>
 </ds:datastoreItem>
 </file>
 
 <file path=customXml/itemProps2.xml><?xml version="1.0" encoding="utf-8"?>
-<ds:datastoreItem xmlns:ds="http://schemas.openxmlformats.org/officeDocument/2006/customXml" ds:itemID="{251475EA-D3D1-4388-B03D-77A536B9512F}">
-  <ds:schemaRefs>
-    <ds:schemaRef ds:uri="http://schemas.openxmlformats.org/officeDocument/2006/bibliography"/>
-  </ds:schemaRefs>
-</ds:datastoreItem>
-</file>
-
-<file path=customXml/itemProps3.xml><?xml version="1.0" encoding="utf-8"?>
 <ds:datastoreItem xmlns:ds="http://schemas.openxmlformats.org/officeDocument/2006/customXml" ds:itemID="{0FC52FE3-4C12-4AB1-B19B-9E7C57047FF5}">
   <ds:schemaRefs>
     <ds:schemaRef ds:uri="http://schemas.microsoft.com/office/2006/metadata/contentType"/>
@@ -18783,10 +19370,21 @@
 </ds:datastoreItem>
 </file>
 
+<file path=customXml/itemProps3.xml><?xml version="1.0" encoding="utf-8"?>
+<ds:datastoreItem xmlns:ds="http://schemas.openxmlformats.org/officeDocument/2006/customXml" ds:itemID="{251475EA-D3D1-4388-B03D-77A536B9512F}">
+  <ds:schemaRefs>
+    <ds:schemaRef ds:uri="http://schemas.openxmlformats.org/officeDocument/2006/bibliography"/>
+  </ds:schemaRefs>
+</ds:datastoreItem>
+</file>
+
 <file path=customXml/itemProps4.xml><?xml version="1.0" encoding="utf-8"?>
-<ds:datastoreItem xmlns:ds="http://schemas.openxmlformats.org/officeDocument/2006/customXml" ds:itemID="{CDBE4880-74B7-456D-A519-5D2CBFB7B011}">
+<ds:datastoreItem xmlns:ds="http://schemas.openxmlformats.org/officeDocument/2006/customXml" ds:itemID="{FAF28F1A-4D9D-4982-8135-35265E69ABFF}">
   <ds:schemaRefs>
-    <ds:schemaRef ds:uri="http://schemas.microsoft.com/sharepoint/v3/contenttype/forms"/>
+    <ds:schemaRef ds:uri="http://schemas.microsoft.com/office/2006/metadata/properties"/>
+    <ds:schemaRef ds:uri="http://schemas.microsoft.com/office/infopath/2007/PartnerControls"/>
+    <ds:schemaRef ds:uri="3f762fc8-479f-44ce-a55c-7ed0b3ead49b"/>
+    <ds:schemaRef ds:uri="cbe63c59-b3b2-47e8-9c6a-d21f16573b77"/>
   </ds:schemaRefs>
 </ds:datastoreItem>
 </file>